--- a/flow/20230914_vu_template/drafts/2024-08-g/11-НД-Гл.3-арх. Євпла.docx
+++ b/flow/20230914_vu_template/drafts/2024-08-g/11-НД-Гл.3-арх. Євпла.docx
@@ -5510,22 +5510,24 @@
     </w:p>
     <w:p>
       <w:pPr>
-        <w:spacing w:after="120" w:lineRule="auto"/>
-        <w:jc w:val="both"/>
-        <w:rPr>
-          <w:rFonts w:ascii="Times New Roman" w:cs="Times New Roman" w:eastAsia="Times New Roman" w:hAnsi="Times New Roman"/>
-          <w:sz w:val="24"/>
-          <w:szCs w:val="24"/>
-        </w:rPr>
-      </w:pPr>
-      <w:r>
-        <w:rPr>
-          <w:rFonts w:ascii="Times New Roman" w:cs="Times New Roman" w:eastAsia="Times New Roman" w:hAnsi="Times New Roman"/>
-          <w:sz w:val="24"/>
-          <w:szCs w:val="24"/>
-          <w:rtl w:val="0"/>
-        </w:rPr>
-        <w:t xml:space="preserve">Оспівуємо Спаса воплоченого з Діви,* бо заради нас він розп'явся* і на третій день воскрес,* виявляючи нам велику милість.</w:t>
+        <w:pStyle w:val="a"/>
+        <w:spacing w:after="120"/>
+      </w:pPr>
+      <w:r>
+        <w:rPr>
+          <w:rFonts w:ascii="Times New Roman" w:hAnsi="Times New Roman"/>
+          <w:i/>
+          <w:color w:val="FF0000"/>
+          <w:sz w:val="24"/>
+        </w:rPr>
+        <w:t>(г. 2, подібний: Коли з дерева):</w:t>
+      </w:r>
+      <w:r>
+        <w:rPr>
+          <w:rFonts w:ascii="Times New Roman" w:hAnsi="Times New Roman"/>
+          <w:sz w:val="24"/>
+        </w:rPr>
+        <w:t xml:space="preserve"> Прийдіть, з вірою святкуймо* пресвітле й божественне преображення Христове.* Довершуючи сьогодні справжню переміну,* піднімаймося духовно на вершину чеснот Христових учнів,* щоб навчившись з ними об'явлення дивних таїнств,* прославляти Спаса Господа.</w:t>
       </w:r>
     </w:p>
     <w:p>
@@ -5563,22 +5565,43 @@
     </w:p>
     <w:p>
       <w:pPr>
-        <w:spacing w:after="120" w:lineRule="auto"/>
-        <w:jc w:val="both"/>
-        <w:rPr>
-          <w:rFonts w:ascii="Times New Roman" w:cs="Times New Roman" w:eastAsia="Times New Roman" w:hAnsi="Times New Roman"/>
-          <w:sz w:val="24"/>
-          <w:szCs w:val="24"/>
-        </w:rPr>
-      </w:pPr>
-      <w:r>
-        <w:rPr>
-          <w:rFonts w:ascii="Times New Roman" w:cs="Times New Roman" w:eastAsia="Times New Roman" w:hAnsi="Times New Roman"/>
-          <w:sz w:val="24"/>
-          <w:szCs w:val="24"/>
-          <w:rtl w:val="0"/>
-        </w:rPr>
-        <w:t xml:space="preserve">Зійшовши, Христос благовістив тим, що були в аді, кажучи:* Кріпіться, сьогодні я переміг!* Я – воскресіння. Я виведу вас,* розломивши брами смерти.</w:t>
+        <w:pStyle w:val="a"/>
+        <w:spacing w:after="120"/>
+      </w:pPr>
+      <w:r>
+        <w:rPr>
+          <w:rFonts w:ascii="Times New Roman" w:hAnsi="Times New Roman"/>
+          <w:sz w:val="24"/>
+        </w:rPr>
+        <w:t xml:space="preserve">Радій і побожно веселися, свята Церкво вірних,* святкуючи сьогодні цей величний і </w:t>
+      </w:r>
+      <w:r>
+        <w:rPr>
+          <w:rFonts w:ascii="Times New Roman" w:hAnsi="Times New Roman"/>
+          <w:sz w:val="24"/>
+        </w:rPr>
+        <w:t>всесвітлий</w:t>
+      </w:r>
+      <w:r>
+        <w:rPr>
+          <w:rFonts w:ascii="Times New Roman" w:hAnsi="Times New Roman"/>
+          <w:sz w:val="24"/>
+        </w:rPr>
+        <w:t xml:space="preserve"> празник!* Бо сьогодні Владика всіх преображається* і втрачену красу людини ясно опромінює* зірницею невимовної </w:t>
+      </w:r>
+      <w:r>
+        <w:rPr>
+          <w:rFonts w:ascii="Times New Roman" w:hAnsi="Times New Roman"/>
+          <w:sz w:val="24"/>
+        </w:rPr>
+        <w:t>осяйности</w:t>
+      </w:r>
+      <w:r>
+        <w:rPr>
+          <w:rFonts w:ascii="Times New Roman" w:hAnsi="Times New Roman"/>
+          <w:sz w:val="24"/>
+        </w:rPr>
+        <w:t>,* більш від зорі, розливши промінне сонячне сяйво.</w:t>
       </w:r>
     </w:p>
     <w:p>
@@ -5626,22 +5649,43 @@
     </w:p>
     <w:p>
       <w:pPr>
-        <w:spacing w:after="120" w:lineRule="auto"/>
-        <w:jc w:val="both"/>
-        <w:rPr>
-          <w:rFonts w:ascii="Times New Roman" w:cs="Times New Roman" w:eastAsia="Times New Roman" w:hAnsi="Times New Roman"/>
-          <w:sz w:val="24"/>
-          <w:szCs w:val="24"/>
-        </w:rPr>
-      </w:pPr>
-      <w:r>
-        <w:rPr>
-          <w:rFonts w:ascii="Times New Roman" w:cs="Times New Roman" w:eastAsia="Times New Roman" w:hAnsi="Times New Roman"/>
-          <w:sz w:val="24"/>
-          <w:szCs w:val="24"/>
-          <w:rtl w:val="0"/>
-        </w:rPr>
-        <w:t xml:space="preserve">Ми, що недостойно стоїмо в пречистім твоїм храмі, Христе Боже,* заносимо до тебе вечірню пісню,* з глибин душі взиваючи:* Ти, що просвітив світ твоїм після трьох днів воскресінням,* визволь, Чоловіколюбче, твоїх людей з рук ворогів твоїх.</w:t>
+        <w:pStyle w:val="a"/>
+        <w:spacing w:after="120"/>
+      </w:pPr>
+      <w:r>
+        <w:rPr>
+          <w:rFonts w:ascii="Times New Roman" w:hAnsi="Times New Roman"/>
+          <w:sz w:val="24"/>
+        </w:rPr>
+        <w:t xml:space="preserve">Бувши всіх Богом і Творцем,* він, з невимовного багатства свого милосердя, прийняв вигляд слуги;* а сьогодні усуває давній </w:t>
+      </w:r>
+      <w:r>
+        <w:rPr>
+          <w:rFonts w:ascii="Times New Roman" w:hAnsi="Times New Roman"/>
+          <w:sz w:val="24"/>
+        </w:rPr>
+        <w:t>сумерк</w:t>
+      </w:r>
+      <w:r>
+        <w:rPr>
+          <w:rFonts w:ascii="Times New Roman" w:hAnsi="Times New Roman"/>
+          <w:sz w:val="24"/>
+        </w:rPr>
+        <w:t xml:space="preserve">,* засяявши обличчям і </w:t>
+      </w:r>
+      <w:r>
+        <w:rPr>
+          <w:rFonts w:ascii="Times New Roman" w:hAnsi="Times New Roman"/>
+          <w:sz w:val="24"/>
+        </w:rPr>
+        <w:t>появивши</w:t>
+      </w:r>
+      <w:r>
+        <w:rPr>
+          <w:rFonts w:ascii="Times New Roman" w:hAnsi="Times New Roman"/>
+          <w:sz w:val="24"/>
+        </w:rPr>
+        <w:t xml:space="preserve"> у своїм тілі блиск Божества.* Тому учні налякалися, і з острахом упавши ниць,* поклонилися Владиці всіх.</w:t>
       </w:r>
     </w:p>
     <w:p>
@@ -5679,19 +5723,60 @@
     </w:p>
     <w:p>
       <w:pPr>
-        <w:spacing w:after="120" w:lineRule="auto"/>
-        <w:jc w:val="both"/>
-        <w:rPr>
-          <w:rFonts w:ascii="Times New Roman" w:cs="Times New Roman" w:eastAsia="Times New Roman" w:hAnsi="Times New Roman"/>
-          <w:i w:val="1"/>
-          <w:sz w:val="24"/>
-          <w:szCs w:val="24"/>
-        </w:rPr>
-      </w:pPr>
-      <w:r>
-        <w:rPr>
-          <w:rtl w:val="0"/>
-        </w:rPr>
+        <w:pStyle w:val="a"/>
+        <w:spacing w:after="120"/>
+      </w:pPr>
+      <w:r>
+        <w:rPr>
+          <w:rFonts w:ascii="Times New Roman" w:hAnsi="Times New Roman"/>
+          <w:i/>
+          <w:color w:val="FF0000"/>
+          <w:sz w:val="24"/>
+        </w:rPr>
+        <w:t>(г. 4, подібний: Як хороброго):</w:t>
+      </w:r>
+      <w:r>
+        <w:rPr>
+          <w:rFonts w:ascii="Times New Roman" w:hAnsi="Times New Roman"/>
+          <w:color w:val="FF0000"/>
+          <w:sz w:val="24"/>
+        </w:rPr>
+        <w:t xml:space="preserve"> </w:t>
+      </w:r>
+      <w:r>
+        <w:rPr>
+          <w:rFonts w:ascii="Times New Roman" w:hAnsi="Times New Roman"/>
+          <w:sz w:val="24"/>
+        </w:rPr>
+        <w:t xml:space="preserve">Ти, славний, зодягнувся* у багряницю, обагрену кров'ю твого тіла,* тобто божественною благодаттю,* і голову свою ти прикрасив* вінком життя нетлінного.* Несучи в правиці, немов берло,* хресне переможне знамення,* </w:t>
+      </w:r>
+      <w:r>
+        <w:rPr>
+          <w:rFonts w:ascii="Times New Roman" w:hAnsi="Times New Roman"/>
+          <w:sz w:val="24"/>
+        </w:rPr>
+        <w:t>всемудрий</w:t>
+      </w:r>
+      <w:r>
+        <w:rPr>
+          <w:rFonts w:ascii="Times New Roman" w:hAnsi="Times New Roman"/>
+          <w:sz w:val="24"/>
+        </w:rPr>
+        <w:t xml:space="preserve"> мученику </w:t>
+      </w:r>
+      <w:r>
+        <w:rPr>
+          <w:rFonts w:ascii="Times New Roman" w:hAnsi="Times New Roman"/>
+          <w:sz w:val="24"/>
+        </w:rPr>
+        <w:t>Євпле</w:t>
+      </w:r>
+      <w:r>
+        <w:rPr>
+          <w:rFonts w:ascii="Times New Roman" w:hAnsi="Times New Roman"/>
+          <w:sz w:val="24"/>
+        </w:rPr>
+        <w:t>,* царюєш з Христом, постійно радіючи.</w:t>
       </w:r>
     </w:p>
     <w:p>
@@ -5765,19 +5850,15 @@
     </w:p>
     <w:p>
       <w:pPr>
-        <w:spacing w:after="120" w:lineRule="auto"/>
-        <w:jc w:val="both"/>
-        <w:rPr>
-          <w:rFonts w:ascii="Times New Roman" w:cs="Times New Roman" w:eastAsia="Times New Roman" w:hAnsi="Times New Roman"/>
-          <w:i w:val="1"/>
-          <w:sz w:val="24"/>
-          <w:szCs w:val="24"/>
-        </w:rPr>
-      </w:pPr>
-      <w:r>
-        <w:rPr>
-          <w:rtl w:val="0"/>
-        </w:rPr>
+        <w:pStyle w:val="a"/>
+        <w:spacing w:after="120"/>
+      </w:pPr>
+      <w:r>
+        <w:rPr>
+          <w:rFonts w:ascii="Times New Roman" w:hAnsi="Times New Roman"/>
+          <w:sz w:val="24"/>
+        </w:rPr>
+        <w:t>Ти, славний, був знаний* як непереможний воїн.* Озброєний хресним знаряддям,* ти вийшов на боротьбу* з ворожою силою* і переміг її, славний, в бою* та й прийняв вінок перемоги* від єдиного Переможця і Владики,* що повсякчасно царює.</w:t>
       </w:r>
     </w:p>
     <w:p>
@@ -5815,134 +5896,116 @@
     </w:p>
     <w:p>
       <w:pPr>
-        <w:spacing w:after="120" w:lineRule="auto"/>
-        <w:jc w:val="both"/>
-        <w:rPr>
-          <w:rFonts w:ascii="Times New Roman" w:cs="Times New Roman" w:eastAsia="Times New Roman" w:hAnsi="Times New Roman"/>
-          <w:i w:val="1"/>
-          <w:sz w:val="24"/>
-          <w:szCs w:val="24"/>
-        </w:rPr>
-      </w:pPr>
-      <w:r>
-        <w:rPr>
-          <w:rtl w:val="0"/>
-        </w:rPr>
-      </w:r>
-    </w:p>
-    <w:p>
-      <w:pPr>
-        <w:spacing w:after="120" w:lineRule="auto"/>
-        <w:jc w:val="both"/>
-        <w:rPr>
-          <w:rFonts w:ascii="Times New Roman" w:cs="Times New Roman" w:eastAsia="Times New Roman" w:hAnsi="Times New Roman"/>
-          <w:sz w:val="24"/>
-          <w:szCs w:val="24"/>
-        </w:rPr>
-      </w:pPr>
-      <w:r>
-        <w:rPr>
-          <w:rFonts w:ascii="Times New Roman" w:cs="Times New Roman" w:eastAsia="Times New Roman" w:hAnsi="Times New Roman"/>
-          <w:b w:val="1"/>
-          <w:sz w:val="24"/>
-          <w:szCs w:val="24"/>
-          <w:rtl w:val="0"/>
-        </w:rPr>
-        <w:t xml:space="preserve">Слава:</w:t>
-      </w:r>
-      <w:r>
-        <w:rPr>
-          <w:rFonts w:ascii="Times New Roman" w:cs="Times New Roman" w:eastAsia="Times New Roman" w:hAnsi="Times New Roman"/>
-          <w:sz w:val="24"/>
-          <w:szCs w:val="24"/>
-          <w:rtl w:val="0"/>
+        <w:pStyle w:val="a"/>
+        <w:spacing w:after="120"/>
+      </w:pPr>
+      <w:r>
+        <w:rPr>
+          <w:rFonts w:ascii="Times New Roman" w:hAnsi="Times New Roman"/>
+          <w:sz w:val="24"/>
+        </w:rPr>
+        <w:t xml:space="preserve">Твоїми світлими стражданнями* ти, славний страждальнику </w:t>
+      </w:r>
+      <w:r>
+        <w:rPr>
+          <w:rFonts w:ascii="Times New Roman" w:hAnsi="Times New Roman"/>
+          <w:sz w:val="24"/>
+        </w:rPr>
+        <w:t>Євпле</w:t>
+      </w:r>
+      <w:r>
+        <w:rPr>
+          <w:rFonts w:ascii="Times New Roman" w:hAnsi="Times New Roman"/>
+          <w:sz w:val="24"/>
+        </w:rPr>
+        <w:t xml:space="preserve">* відобразив пречисті страждання* і явився переможцем* та й живеш, </w:t>
+      </w:r>
+      <w:r>
+        <w:rPr>
+          <w:rFonts w:ascii="Times New Roman" w:hAnsi="Times New Roman"/>
+          <w:sz w:val="24"/>
+        </w:rPr>
+        <w:t>страстотерпче</w:t>
+      </w:r>
+      <w:r>
+        <w:rPr>
+          <w:rFonts w:ascii="Times New Roman" w:hAnsi="Times New Roman"/>
+          <w:sz w:val="24"/>
+        </w:rPr>
+        <w:t>, радіючи,* з усіма в небесній столиці,* обожений участю у Божому житті;* тому й ми звершуємо* твоє визначне і святе торжество.</w:t>
+      </w:r>
+    </w:p>
+    <w:p>
+      <w:pPr>
+        <w:pStyle w:val="a"/>
+        <w:spacing w:after="120"/>
+      </w:pPr>
+      <w:r>
+        <w:rPr>
+          <w:rFonts w:ascii="Times New Roman" w:hAnsi="Times New Roman"/>
+          <w:b/>
+          <w:sz w:val="24"/>
+        </w:rPr>
+        <w:t>Слава:</w:t>
+      </w:r>
+      <w:r>
+        <w:rPr>
+          <w:rFonts w:ascii="Times New Roman" w:hAnsi="Times New Roman"/>
+          <w:sz w:val="24"/>
         </w:rPr>
         <w:t xml:space="preserve"> </w:t>
       </w:r>
-    </w:p>
-    <w:p>
-      <w:pPr>
-        <w:spacing w:after="120" w:lineRule="auto"/>
-        <w:jc w:val="both"/>
-        <w:rPr>
-          <w:rFonts w:ascii="Times New Roman" w:cs="Times New Roman" w:eastAsia="Times New Roman" w:hAnsi="Times New Roman"/>
-          <w:sz w:val="24"/>
-          <w:szCs w:val="24"/>
-        </w:rPr>
-      </w:pPr>
-      <w:r>
-        <w:rPr>
-          <w:rtl w:val="0"/>
-        </w:rPr>
-      </w:r>
-    </w:p>
-    <w:p>
-      <w:pPr>
-        <w:spacing w:after="120" w:lineRule="auto"/>
-        <w:jc w:val="both"/>
-        <w:rPr>
-          <w:rFonts w:ascii="Times New Roman" w:cs="Times New Roman" w:eastAsia="Times New Roman" w:hAnsi="Times New Roman"/>
-          <w:sz w:val="24"/>
-          <w:szCs w:val="24"/>
-        </w:rPr>
-      </w:pPr>
-      <w:r>
-        <w:rPr>
-          <w:rFonts w:ascii="Times New Roman" w:cs="Times New Roman" w:eastAsia="Times New Roman" w:hAnsi="Times New Roman"/>
-          <w:b w:val="1"/>
-          <w:sz w:val="24"/>
-          <w:szCs w:val="24"/>
-          <w:rtl w:val="0"/>
-        </w:rPr>
-        <w:t xml:space="preserve">І нині</w:t>
-      </w:r>
-      <w:r>
-        <w:rPr>
-          <w:rFonts w:ascii="Times New Roman" w:cs="Times New Roman" w:eastAsia="Times New Roman" w:hAnsi="Times New Roman"/>
-          <w:sz w:val="24"/>
-          <w:szCs w:val="24"/>
-          <w:rtl w:val="0"/>
+      <w:r>
+        <w:rPr>
+          <w:rFonts w:ascii="Times New Roman" w:hAnsi="Times New Roman"/>
+          <w:i/>
+          <w:color w:val="FF0000"/>
+          <w:sz w:val="24"/>
+        </w:rPr>
+        <w:t>(г. 2):</w:t>
+      </w:r>
+      <w:r>
+        <w:rPr>
+          <w:rFonts w:ascii="Times New Roman" w:hAnsi="Times New Roman"/>
+          <w:sz w:val="24"/>
+        </w:rPr>
+        <w:t xml:space="preserve"> Ти, Благий, що світлом твоїм всю землю освітлив,* преобразився на високій горі,* показавши своїм учням силу свою.* Бо ти визволяєш світ від гріхів,* тому й кличемо до тебе:* Милосердний Господи, спаси душі наші.</w:t>
+      </w:r>
+    </w:p>
+    <w:p>
+      <w:pPr>
+        <w:spacing w:after="120"/>
+      </w:pPr>
+      <w:r>
+        <w:rPr>
+          <w:rFonts w:ascii="Times New Roman" w:hAnsi="Times New Roman"/>
+          <w:b/>
+          <w:sz w:val="24"/>
+        </w:rPr>
+        <w:t>І нині</w:t>
+      </w:r>
+      <w:r>
+        <w:rPr>
+          <w:rFonts w:ascii="Times New Roman" w:hAnsi="Times New Roman"/>
+          <w:sz w:val="24"/>
         </w:rPr>
         <w:t xml:space="preserve"> </w:t>
       </w:r>
       <w:r>
         <w:rPr>
-          <w:rFonts w:ascii="Times New Roman" w:cs="Times New Roman" w:eastAsia="Times New Roman" w:hAnsi="Times New Roman"/>
-          <w:i w:val="1"/>
-          <w:color w:val="ff0000"/>
-          <w:sz w:val="24"/>
-          <w:szCs w:val="24"/>
-          <w:rtl w:val="0"/>
+          <w:rFonts w:ascii="Times New Roman" w:hAnsi="Times New Roman"/>
+          <w:i/>
+          <w:color w:val="FF0000"/>
+          <w:sz w:val="24"/>
         </w:rPr>
         <w:t xml:space="preserve">(догмат, г. 3): </w:t>
       </w:r>
       <w:r>
         <w:rPr>
-          <w:rFonts w:ascii="Times New Roman" w:cs="Times New Roman" w:eastAsia="Times New Roman" w:hAnsi="Times New Roman"/>
-          <w:sz w:val="24"/>
-          <w:szCs w:val="24"/>
-          <w:rtl w:val="0"/>
-        </w:rPr>
-        <w:t xml:space="preserve">Як нам не дивуватися, Всечесна, твоєму богочоловічому родженню?* Бо ти, Всенепорочна, не знавши мужа,* породила тілесно без батька сина,* зродженого в вічності від Отця без матері,* що не зазнав ніякої зміни чи змішання, чи розділу,* але в цілості зберіг прикмети обох природ.* Тому Мати-Діво, Владичице, моли його,* щоб спас душі тих, що православно визнають тебе, як Богородицю.</w:t>
-      </w:r>
-    </w:p>
-    <w:p>
-      <w:pPr>
-        <w:shd w:fill="ffffff" w:val="clear"/>
-        <w:spacing w:after="120" w:lineRule="auto"/>
-        <w:jc w:val="both"/>
-        <w:rPr>
-          <w:rFonts w:ascii="Times New Roman" w:cs="Times New Roman" w:eastAsia="Times New Roman" w:hAnsi="Times New Roman"/>
-          <w:i w:val="1"/>
-          <w:color w:val="ff0000"/>
-          <w:sz w:val="24"/>
-          <w:szCs w:val="24"/>
-        </w:rPr>
-      </w:pPr>
-      <w:r>
-        <w:rPr>
-          <w:rtl w:val="0"/>
-        </w:rPr>
+          <w:rFonts w:ascii="Times New Roman" w:hAnsi="Times New Roman"/>
+          <w:sz w:val="24"/>
+        </w:rPr>
+        <w:t>Як нам не дивуватися, Всечесна, твоєму богочоловічому родженню?* Бо ти, Всенепорочна, не знавши мужа,* породила тілесно без батька сина,* зродженого в вічності від Отця без матері,* що не зазнав ніякої зміни чи змішання, чи розділу,* але в цілості зберіг прикмети обох природ.* Тому Мати-Діво, Владичице, моли його,* щоб спас душі тих, що православно визнають тебе, як Богородицю.</w:t>
       </w:r>
     </w:p>
     <w:p>
@@ -8931,7 +8994,6 @@
       <w:r>
         <w:rPr>
           <w:rFonts w:ascii="Times New Roman" w:hAnsi="Times New Roman"/>
-          <w:color w:val="333333"/>
           <w:sz w:val="24"/>
         </w:rPr>
         <w:t>Хай веселя́ться небе́сні, хай ра́дуються земні́ї,* бо яви́в могу́тність руки́ Своє́ї Госпо́дь,* подола́в сме́ртю смерть, пе́рвенцем ме́ртвих став,* з безо́дні а́ду ви́зволив нас* і пода́в сві́тові вели́ку ми́лість.</w:t>
@@ -8953,10 +9015,10 @@
         <w:rPr>
           <w:rFonts w:ascii="Times New Roman" w:hAnsi="Times New Roman"/>
           <w:i/>
-          <w:color w:val="FF0000"/>
-          <w:sz w:val="24"/>
-        </w:rPr>
-        <w:t xml:space="preserve">Тропар (г. 4): </w:t>
+          <w:color w:val="FF4400"/>
+          <w:sz w:val="24"/>
+        </w:rPr>
+        <w:t xml:space="preserve">(г. 4): </w:t>
       </w:r>
       <w:r>
         <w:rPr>
@@ -8982,10 +9044,10 @@
         <w:rPr>
           <w:rFonts w:ascii="Times New Roman" w:hAnsi="Times New Roman"/>
           <w:i/>
-          <w:color w:val="FF0000"/>
-          <w:sz w:val="24"/>
-        </w:rPr>
-        <w:t xml:space="preserve">Тропар (г. 4): </w:t>
+          <w:color w:val="FF4400"/>
+          <w:sz w:val="24"/>
+        </w:rPr>
+        <w:t xml:space="preserve">(г. 4): </w:t>
       </w:r>
       <w:r>
         <w:rPr>
@@ -13831,7 +13893,6 @@
       <w:r>
         <w:rPr>
           <w:rFonts w:ascii="Times New Roman" w:hAnsi="Times New Roman"/>
-          <w:color w:val="333333"/>
           <w:sz w:val="24"/>
         </w:rPr>
         <w:t>Хай веселя́ться небе́сні, хай ра́дуються земні́ї,* бо яви́в могу́тність руки́ Своє́ї Госпо́дь,* подола́в сме́ртю смерть, пе́рвенцем ме́ртвих став,* з безо́дні а́ду ви́зволив нас* і пода́в сві́тові вели́ку ми́лість.</w:t>
@@ -13862,10 +13923,10 @@
         <w:rPr>
           <w:rFonts w:ascii="Times New Roman" w:hAnsi="Times New Roman"/>
           <w:i/>
-          <w:color w:val="FF0000"/>
-          <w:sz w:val="24"/>
-        </w:rPr>
-        <w:t xml:space="preserve">Тропар (г. 4): </w:t>
+          <w:color w:val="FF4400"/>
+          <w:sz w:val="24"/>
+        </w:rPr>
+        <w:t xml:space="preserve">(г. 4): </w:t>
       </w:r>
       <w:r>
         <w:rPr>
@@ -13891,10 +13952,10 @@
         <w:rPr>
           <w:rFonts w:ascii="Times New Roman" w:hAnsi="Times New Roman"/>
           <w:i/>
-          <w:color w:val="FF0000"/>
-          <w:sz w:val="24"/>
-        </w:rPr>
-        <w:t xml:space="preserve">Тропар (г. 4): </w:t>
+          <w:color w:val="FF4400"/>
+          <w:sz w:val="24"/>
+        </w:rPr>
+        <w:t xml:space="preserve">(г. 4): </w:t>
       </w:r>
       <w:r>
         <w:rPr>

--- a/flow/20230914_vu_template/drafts/2024-08-g/11-НД-Гл.3-арх. Євпла.docx
+++ b/flow/20230914_vu_template/drafts/2024-08-g/11-НД-Гл.3-арх. Євпла.docx
@@ -149,31 +149,85 @@
     </w:p>
     <w:p>
       <w:pPr>
-        <w:spacing w:after="120"/>
-        <w:jc w:val="both"/>
-        <w:rPr>
-          <w:rFonts w:ascii="Times New Roman" w:hAnsi="Times New Roman" w:cs="Times New Roman"/>
-          <w:sz w:val="24"/>
-          <w:szCs w:val="24"/>
-        </w:rPr>
-      </w:pPr>
-      <w:r>
-        <w:rPr>
-          <w:rFonts w:ascii="Times New Roman" w:hAnsi="Times New Roman" w:cs="Times New Roman"/>
-          <w:sz w:val="24"/>
-          <w:szCs w:val="24"/>
-        </w:rPr>
-        <w:t xml:space="preserve">Святий Боже, святий Кріпкий, святий Безсмертний, помилуй нас </w:t>
-      </w:r>
-      <w:r>
-        <w:rPr>
-          <w:rFonts w:ascii="Times New Roman" w:hAnsi="Times New Roman" w:cs="Times New Roman"/>
-          <w:i/>
-          <w:color w:val="FF0000"/>
-          <w:sz w:val="24"/>
-          <w:szCs w:val="24"/>
-        </w:rPr>
-        <w:t>(3 р.)</w:t>
+        <w:pStyle w:val="a"/>
+        <w:spacing w:after="120"/>
+      </w:pPr>
+      <w:r>
+        <w:rPr>
+          <w:rFonts w:ascii="Times New Roman" w:hAnsi="Times New Roman"/>
+          <w:sz w:val="24"/>
+        </w:rPr>
+        <w:t xml:space="preserve">Святий Боже, святий Кріпкий, святий Безсмертний, помилуй нас. </w:t>
+      </w:r>
+      <w:r>
+        <w:rPr>
+          <w:rFonts w:ascii="Times New Roman" w:hAnsi="Times New Roman"/>
+          <w:i/>
+          <w:color w:val="FF0000"/>
+          <w:sz w:val="24"/>
+        </w:rPr>
+        <w:t>(3 р.)</w:t>
+      </w:r>
+    </w:p>
+    <w:p>
+      <w:pPr>
+        <w:pStyle w:val="a"/>
+        <w:spacing w:after="120"/>
+      </w:pPr>
+      <w:r>
+        <w:rPr>
+          <w:rFonts w:ascii="Times New Roman" w:hAnsi="Times New Roman"/>
+          <w:sz w:val="24"/>
+        </w:rPr>
+        <w:t>Слава Отцю, і Сину, і Святому Духові,* і нині і повсякчас, і на віки віків. Амінь.</w:t>
+      </w:r>
+    </w:p>
+    <w:p>
+      <w:pPr>
+        <w:spacing w:after="120"/>
+        <w:jc w:val="both"/>
+        <w:rPr>
+          <w:rFonts w:ascii="Times New Roman" w:hAnsi="Times New Roman" w:cs="Times New Roman"/>
+          <w:sz w:val="24"/>
+          <w:szCs w:val="24"/>
+        </w:rPr>
+      </w:pPr>
+      <w:r>
+        <w:rPr>
+          <w:rFonts w:ascii="Times New Roman" w:hAnsi="Times New Roman" w:cs="Times New Roman"/>
+          <w:sz w:val="24"/>
+          <w:szCs w:val="24"/>
+        </w:rPr>
+        <w:t>Пресвята Тройце, помилуй нас;* Господи, очисти гріхи наші;* Владико, прости беззаконня наші;* Святий, завітай і зціли немочі наші імени твого ради.</w:t>
+      </w:r>
+    </w:p>
+    <w:p>
+      <w:pPr>
+        <w:spacing w:after="120"/>
+        <w:jc w:val="both"/>
+        <w:rPr>
+          <w:rFonts w:ascii="Times New Roman" w:hAnsi="Times New Roman" w:cs="Times New Roman"/>
+          <w:sz w:val="24"/>
+          <w:szCs w:val="24"/>
+        </w:rPr>
+      </w:pPr>
+      <w:r>
+        <w:rPr>
+          <w:rFonts w:ascii="Times New Roman" w:hAnsi="Times New Roman" w:cs="Times New Roman"/>
+          <w:sz w:val="24"/>
+          <w:szCs w:val="24"/>
+        </w:rPr>
+        <w:t xml:space="preserve">Господи, помилуй </w:t>
+      </w:r>
+      <w:r>
+        <w:rPr>
+          <w:rFonts w:ascii="Times New Roman" w:hAnsi="Times New Roman" w:cs="Times New Roman"/>
+          <w:i/>
+          <w:color w:val="FF0000"/>
+          <w:sz w:val="24"/>
+          <w:szCs w:val="24"/>
+        </w:rPr>
+        <w:t>(3 р.)</w:t>
       </w:r>
       <w:r>
         <w:rPr>
@@ -187,76 +241,133 @@
     </w:p>
     <w:p>
       <w:pPr>
-        <w:spacing w:after="120"/>
-        <w:jc w:val="both"/>
-        <w:rPr>
-          <w:rFonts w:ascii="Times New Roman" w:hAnsi="Times New Roman" w:cs="Times New Roman"/>
-          <w:sz w:val="24"/>
-          <w:szCs w:val="24"/>
-        </w:rPr>
-      </w:pPr>
-      <w:r>
-        <w:rPr>
-          <w:rFonts w:ascii="Times New Roman" w:hAnsi="Times New Roman" w:cs="Times New Roman"/>
-          <w:sz w:val="24"/>
-          <w:szCs w:val="24"/>
-        </w:rPr>
-        <w:t>Слава Отцю, і Сину, і Святому Духові,* і нині і повсякчас, і на віки віків. Амінь.</w:t>
-      </w:r>
-    </w:p>
-    <w:p>
-      <w:pPr>
-        <w:spacing w:after="120"/>
-        <w:jc w:val="both"/>
-        <w:rPr>
-          <w:rFonts w:ascii="Times New Roman" w:hAnsi="Times New Roman" w:cs="Times New Roman"/>
-          <w:sz w:val="24"/>
-          <w:szCs w:val="24"/>
-        </w:rPr>
-      </w:pPr>
-      <w:r>
-        <w:rPr>
-          <w:rFonts w:ascii="Times New Roman" w:hAnsi="Times New Roman" w:cs="Times New Roman"/>
-          <w:sz w:val="24"/>
-          <w:szCs w:val="24"/>
-        </w:rPr>
-        <w:t>Пресвята Тройце, помилуй нас;* Господи, очисти гріхи наші;* Владико, прости беззаконня наші;* Святий, завітай і зціли немочі наші імени твого ради.</w:t>
-      </w:r>
-    </w:p>
-    <w:p>
-      <w:pPr>
-        <w:spacing w:after="120"/>
-        <w:jc w:val="both"/>
-        <w:rPr>
-          <w:rFonts w:ascii="Times New Roman" w:hAnsi="Times New Roman" w:cs="Times New Roman"/>
-          <w:sz w:val="24"/>
-          <w:szCs w:val="24"/>
-        </w:rPr>
-      </w:pPr>
-      <w:r>
-        <w:rPr>
-          <w:rFonts w:ascii="Times New Roman" w:hAnsi="Times New Roman" w:cs="Times New Roman"/>
-          <w:sz w:val="24"/>
-          <w:szCs w:val="24"/>
-        </w:rPr>
-        <w:t xml:space="preserve">Господи, помилуй </w:t>
-      </w:r>
-      <w:r>
-        <w:rPr>
-          <w:rFonts w:ascii="Times New Roman" w:hAnsi="Times New Roman" w:cs="Times New Roman"/>
-          <w:i/>
-          <w:color w:val="FF0000"/>
-          <w:sz w:val="24"/>
-          <w:szCs w:val="24"/>
-        </w:rPr>
-        <w:t>(3 р.)</w:t>
-      </w:r>
-      <w:r>
-        <w:rPr>
-          <w:rFonts w:ascii="Times New Roman" w:hAnsi="Times New Roman" w:cs="Times New Roman"/>
-          <w:i/>
-          <w:sz w:val="24"/>
-          <w:szCs w:val="24"/>
+        <w:pStyle w:val="a"/>
+        <w:spacing w:after="120"/>
+      </w:pPr>
+      <w:r>
+        <w:rPr>
+          <w:rFonts w:ascii="Times New Roman" w:hAnsi="Times New Roman"/>
+          <w:sz w:val="24"/>
+        </w:rPr>
+        <w:t xml:space="preserve">Слава </w:t>
+      </w:r>
+      <w:r>
+        <w:rPr>
+          <w:rFonts w:ascii="Times New Roman" w:hAnsi="Times New Roman"/>
+          <w:sz w:val="24"/>
+        </w:rPr>
+        <w:t>Отцю</w:t>
+      </w:r>
+      <w:r>
+        <w:rPr>
+          <w:rFonts w:ascii="Times New Roman" w:hAnsi="Times New Roman"/>
+          <w:sz w:val="24"/>
+        </w:rPr>
+        <w:t xml:space="preserve">, і Сину, і Святому </w:t>
+      </w:r>
+      <w:r>
+        <w:rPr>
+          <w:rFonts w:ascii="Times New Roman" w:hAnsi="Times New Roman"/>
+          <w:sz w:val="24"/>
+        </w:rPr>
+        <w:t>Духові</w:t>
+      </w:r>
+      <w:r>
+        <w:rPr>
+          <w:rFonts w:ascii="Times New Roman" w:hAnsi="Times New Roman"/>
+          <w:sz w:val="24"/>
+        </w:rPr>
+        <w:t>,</w:t>
+      </w:r>
+      <w:r>
+        <w:rPr>
+          <w:rFonts w:ascii="Times New Roman" w:hAnsi="Times New Roman"/>
+          <w:sz w:val="24"/>
+        </w:rPr>
+        <w:t xml:space="preserve">* </w:t>
+      </w:r>
+      <w:r>
+        <w:rPr>
+          <w:rFonts w:ascii="Times New Roman" w:hAnsi="Times New Roman"/>
+          <w:sz w:val="24"/>
+        </w:rPr>
+        <w:t>і</w:t>
+      </w:r>
+      <w:r>
+        <w:rPr>
+          <w:rFonts w:ascii="Times New Roman" w:hAnsi="Times New Roman"/>
+          <w:b/>
+          <w:sz w:val="24"/>
+        </w:rPr>
+        <w:t xml:space="preserve"> </w:t>
+      </w:r>
+      <w:r>
+        <w:rPr>
+          <w:rFonts w:ascii="Times New Roman" w:hAnsi="Times New Roman"/>
+          <w:sz w:val="24"/>
+        </w:rPr>
+        <w:t>нині</w:t>
+      </w:r>
+      <w:r>
+        <w:rPr>
+          <w:rFonts w:ascii="Times New Roman" w:hAnsi="Times New Roman"/>
+          <w:sz w:val="24"/>
+        </w:rPr>
+        <w:t xml:space="preserve"> і </w:t>
+      </w:r>
+      <w:r>
+        <w:rPr>
+          <w:rFonts w:ascii="Times New Roman" w:hAnsi="Times New Roman"/>
+          <w:sz w:val="24"/>
+        </w:rPr>
+        <w:t>повсякчас</w:t>
+      </w:r>
+      <w:r>
+        <w:rPr>
+          <w:rFonts w:ascii="Times New Roman" w:hAnsi="Times New Roman"/>
+          <w:sz w:val="24"/>
+        </w:rPr>
+        <w:t xml:space="preserve">, і на </w:t>
+      </w:r>
+      <w:r>
+        <w:rPr>
+          <w:rFonts w:ascii="Times New Roman" w:hAnsi="Times New Roman"/>
+          <w:sz w:val="24"/>
+        </w:rPr>
+        <w:t>віки</w:t>
+      </w:r>
+      <w:r>
+        <w:rPr>
+          <w:rFonts w:ascii="Times New Roman" w:hAnsi="Times New Roman"/>
+          <w:sz w:val="24"/>
+        </w:rPr>
+        <w:t xml:space="preserve"> </w:t>
+      </w:r>
+      <w:r>
+        <w:rPr>
+          <w:rFonts w:ascii="Times New Roman" w:hAnsi="Times New Roman"/>
+          <w:sz w:val="24"/>
+        </w:rPr>
+        <w:t>віків</w:t>
+      </w:r>
+      <w:r>
+        <w:rPr>
+          <w:rFonts w:ascii="Times New Roman" w:hAnsi="Times New Roman"/>
+          <w:sz w:val="24"/>
+        </w:rPr>
+        <w:t xml:space="preserve">. </w:t>
+      </w:r>
+      <w:r>
+        <w:rPr>
+          <w:rFonts w:ascii="Times New Roman" w:hAnsi="Times New Roman"/>
+          <w:sz w:val="24"/>
+        </w:rPr>
+        <w:t>Амінь</w:t>
+      </w:r>
+      <w:r>
+        <w:rPr>
+          <w:rFonts w:ascii="Times New Roman" w:hAnsi="Times New Roman"/>
+          <w:sz w:val="24"/>
         </w:rPr>
         <w:t>.</w:t>
       </w:r>
@@ -277,25 +388,6 @@
           <w:sz w:val="24"/>
           <w:szCs w:val="24"/>
         </w:rPr>
-        <w:t>Слава Отцю, і Сину, і Святому Духові.* І нині і повсякчас, і на віки віків. Амінь.</w:t>
-      </w:r>
-    </w:p>
-    <w:p>
-      <w:pPr>
-        <w:spacing w:after="120"/>
-        <w:jc w:val="both"/>
-        <w:rPr>
-          <w:rFonts w:ascii="Times New Roman" w:hAnsi="Times New Roman" w:cs="Times New Roman"/>
-          <w:sz w:val="24"/>
-          <w:szCs w:val="24"/>
-        </w:rPr>
-      </w:pPr>
-      <w:r>
-        <w:rPr>
-          <w:rFonts w:ascii="Times New Roman" w:hAnsi="Times New Roman" w:cs="Times New Roman"/>
-          <w:sz w:val="24"/>
-          <w:szCs w:val="24"/>
-        </w:rPr>
         <w:t>Отче наш, що єси на небесах,* нехай святиться ім’я твоє,* нехай прийде царство твоє,* нехай буде воля твоя, як на небі, так і на землі.* Хліб наш насущний дай нам сьогодні,* і прости нам провини наші,* як і ми прощаємо винуватцям нашим,* і не введи нас у спокусу,* але визволи нас від лукавого.</w:t>
       </w:r>
     </w:p>
@@ -371,7 +463,7 @@
           <w:sz w:val="24"/>
           <w:szCs w:val="24"/>
         </w:rPr>
-        <w:t>(12 р.)</w:t>
+        <w:t>(12 р.)</w:t>
       </w:r>
       <w:r>
         <w:rPr>
@@ -1147,7 +1239,7 @@
           <w:sz w:val="24"/>
           <w:szCs w:val="24"/>
         </w:rPr>
-        <w:t xml:space="preserve"> Господи щедрий і милосердний, довготерпеливий і многомилостивий! Вислухай молитви наші і зверни увагу на голос моління нашого і яви нам знак милости твоєї, наведи нас на </w:t>
+        <w:t xml:space="preserve"> Господи щедрий і милосердний, довготерпеливий і многомилостивий! Вислухай молитви наші і зверни увагу на голос моління нашого і яви нам знак милости твоєї, наведи нас на </w:t>
       </w:r>
       <w:r>
         <w:rPr>
@@ -1176,7 +1268,7 @@
           <w:sz w:val="24"/>
           <w:szCs w:val="24"/>
         </w:rPr>
-        <w:t>2. </w:t>
+        <w:t xml:space="preserve">2. </w:t>
       </w:r>
       <w:r>
         <w:rPr>
@@ -1212,27 +1304,27 @@
           <w:sz w:val="24"/>
           <w:szCs w:val="24"/>
         </w:rPr>
-        <w:t> Господи, Боже наш! Згадай нас грішних і недостойних слуг твоїх, коли призиваємо святе ім'я твоє, і не осороми нас, коли очікуємо милости твоєї, але вислухай, Господи, усі наші спасенні прохання, і вчини нас достойними любити і боятися тебе від усього серця нашого і творити в усьому волю твою. Бо ти є добрий і людинолюбний Бог, і тобі славу віддаємо: Отцю, і Сину, і Святому Духові, нині і повсякчас, і на віки віків. Амінь.</w:t>
-      </w:r>
-    </w:p>
-    <w:p>
-      <w:pPr>
-        <w:spacing w:after="120"/>
-        <w:jc w:val="both"/>
-        <w:rPr>
-          <w:rFonts w:ascii="Times New Roman" w:hAnsi="Times New Roman" w:cs="Times New Roman"/>
-          <w:sz w:val="24"/>
-          <w:szCs w:val="24"/>
-        </w:rPr>
-      </w:pPr>
-      <w:r>
-        <w:rPr>
-          <w:rFonts w:ascii="Times New Roman" w:hAnsi="Times New Roman" w:cs="Times New Roman"/>
-          <w:color w:val="FF0000"/>
-          <w:sz w:val="24"/>
-          <w:szCs w:val="24"/>
-        </w:rPr>
-        <w:t>4. </w:t>
+        <w:t xml:space="preserve"> Господи, Боже наш! Згадай нас грішних і недостойних слуг твоїх, коли призиваємо святе ім'я твоє, і не осороми нас, коли очікуємо милости твоєї, але вислухай, Господи, усі наші спасенні прохання, і вчини нас достойними любити і боятися тебе від усього серця нашого і творити в усьому волю твою. Бо ти є добрий і людинолюбний Бог, і тобі славу віддаємо: Отцю, і Сину, і Святому Духові, нині і повсякчас, і на віки віків. Амінь.</w:t>
+      </w:r>
+    </w:p>
+    <w:p>
+      <w:pPr>
+        <w:spacing w:after="120"/>
+        <w:jc w:val="both"/>
+        <w:rPr>
+          <w:rFonts w:ascii="Times New Roman" w:hAnsi="Times New Roman" w:cs="Times New Roman"/>
+          <w:sz w:val="24"/>
+          <w:szCs w:val="24"/>
+        </w:rPr>
+      </w:pPr>
+      <w:r>
+        <w:rPr>
+          <w:rFonts w:ascii="Times New Roman" w:hAnsi="Times New Roman" w:cs="Times New Roman"/>
+          <w:color w:val="FF0000"/>
+          <w:sz w:val="24"/>
+          <w:szCs w:val="24"/>
+        </w:rPr>
+        <w:t xml:space="preserve">4. </w:t>
       </w:r>
       <w:r>
         <w:rPr>
@@ -1268,7 +1360,7 @@
           <w:sz w:val="24"/>
           <w:szCs w:val="24"/>
         </w:rPr>
-        <w:t> Благословенний ти, Господи Боже, Вседержителю, що знаєш думки людські, що відаєш те, чого ми потребуємо, і багато більше, ніж ми просимо, або розуміємо. Самий ти, людинолюбний Царю, у всьому добрий, задовольни нас багатством твоїх ласк, щоб ми непостидною совістю призивали святе ім'я твоє; і не введи нас у спокусу, але визволь нас від злого, і провидінням твоїм дай нам усе корисне. Бо тобі належить усяка слава, честь і поклоніння: Отцю, і Сину, і Святому Духові, нині і повсякчас, і на віки віків. Амінь.</w:t>
+        <w:t xml:space="preserve"> Благословенний ти, Господи Боже, Вседержителю, що знаєш думки людські, що відаєш те, чого ми потребуємо, і багато більше, ніж ми просимо, або розуміємо. Самий ти, людинолюбний Царю, у всьому добрий, задовольни нас багатством твоїх ласк, щоб ми непостидною совістю призивали святе ім'я твоє; і не введи нас у спокусу, але визволь нас від злого, і провидінням твоїм дай нам усе корисне. Бо тобі належить усяка слава, честь і поклоніння: Отцю, і Сину, і Святому Духові, нині і повсякчас, і на віки віків. Амінь.</w:t>
       </w:r>
     </w:p>
     <w:p>
@@ -1296,7 +1388,7 @@
           <w:sz w:val="24"/>
           <w:szCs w:val="24"/>
         </w:rPr>
-        <w:t> Господи, Господи, що пречистою твоєю долонею все утримуєш, що довго терпиш нам усім, і жалієшся задля нашої злоби! Згадай твої милості і ласки, відвідай нас у твоїй доброті і дай нам пройти й останок нинішнього дня вільним від різних затій лукавого, і збережи наше життя без напастувань, благодаттю Святого твого Духа, − милістю, щедротами і людинолюб'ям єдинородного Сина твого, з яким і ти є благословенний, з пресвятим, добрим і животворящим твоїм Духом, нині і повсякчас, і на віки віків. Амінь.</w:t>
+        <w:t xml:space="preserve"> Господи, Господи, що пречистою твоєю долонею все утримуєш, що довго терпиш нам усім, і жалієшся задля нашої злоби! Згадай твої милості і ласки, відвідай нас у твоїй доброті і дай нам пройти й останок нинішнього дня вільним від різних затій лукавого, і збережи наше життя без напастувань, благодаттю Святого твого Духа, − милістю, щедротами і людинолюб'ям єдинородного Сина твого, з яким і ти є благословенний, з пресвятим, добрим і животворящим твоїм Духом, нині і повсякчас, і на віки віків. Амінь.</w:t>
       </w:r>
     </w:p>
     <w:p>
@@ -1324,7 +1416,7 @@
           <w:sz w:val="24"/>
           <w:szCs w:val="24"/>
         </w:rPr>
-        <w:t> Боже великий і дивний, що несказанною добрістю і багатим промислом усім управляєш, і дав нам земні добра й запевнив нам обіцяне царство уділеними ласками впродовж цього дня, остерігши нас від усякого лиха! Дай нам і решту непорочно докінчити перед святою твоєю славою і величати тебе одного і доброго, і людинолюбного Бога нашого. Бо ти Бог наш і тобі славу віддаємо: Отцю, і Сину, і Святому Духові, нині і повсякчас, і на віки віків. Амінь.</w:t>
+        <w:t xml:space="preserve"> Боже великий і дивний, що несказанною добрістю і багатим промислом усім управляєш, і дав нам земні добра й запевнив нам обіцяне царство уділеними ласками впродовж цього дня, остерігши нас від усякого лиха! Дай нам і решту непорочно докінчити перед святою твоєю славою і величати тебе одного і доброго, і людинолюбного Бога нашого. Бо ти Бог наш і тобі славу віддаємо: Отцю, і Сину, і Святому Духові, нині і повсякчас, і на віки віків. Амінь.</w:t>
       </w:r>
     </w:p>
     <w:p>
@@ -1352,7 +1444,7 @@
           <w:sz w:val="24"/>
           <w:szCs w:val="24"/>
         </w:rPr>
-        <w:t xml:space="preserve"> Боже великий і вишній, в тебе одного є безсмертність і в світлі живеш недоступнім. Ти все створіння мудро створив, відокремив світло від темряви і сонце поклав, щоб правити днем, а місяць і зорі, щоб володіли ніччю, нас же грішних вчинив достойними і в теперішню годину стати перед твоїм обличчям, щоб тебе визнавати і принести тобі вечірнє славослов'я. Направ, Людинолюбче, молитву нашу, немов кадило, перед тобою і прийми її, як благовонний запах. Дай нам мирний цей вечір і близьку вже ніч; зодягни нас у броню світла; визволь нас від нічного страху і всякої речі, що в темряві з'являється, і дай сон, що його ти дарував на відпочинок нашій немічності, вільний від усякого маріння диявольського. Владико, давче добра, хай і на нашій постелі, бувши тобі милими, згадуємо вночі твоє ім'я і, просвічувані навчанням твоїх заповідей, встанемо в душевній радості до звеличування </w:t>
+        <w:t xml:space="preserve"> Боже великий і вишній, в тебе одного є безсмертність і в світлі живеш недоступнім. Ти все створіння мудро створив, відокремив світло від темряви і сонце поклав, щоб правити днем, а місяць і зорі, щоб володіли ніччю, нас же грішних вчинив достойними і в теперішню годину стати перед твоїм обличчям, щоб тебе визнавати і принести тобі вечірнє славослов'я. Направ, Людинолюбче, молитву нашу, немов кадило, перед тобою і прийми її, як благовонний запах. Дай нам мирний цей вечір і близьку вже ніч; зодягни нас у броню світла; визволь нас від нічного страху і всякої речі, що в темряві з'являється, і дай сон, що його ти дарував на відпочинок нашій немічності, вільний від усякого маріння диявольського. Владико, давче добра, хай і на нашій постелі, бувши тобі милими, згадуємо вночі твоє ім'я і, просвічувані навчанням твоїх заповідей, встанемо в душевній радості до звеличування </w:t>
       </w:r>
       <w:r>
         <w:rPr>
@@ -2417,7 +2509,7 @@
           <w:color w:val="FF0000"/>
           <w:sz w:val="24"/>
         </w:rPr>
-        <w:t>(3 р.)</w:t>
+        <w:t>(3 р.)</w:t>
       </w:r>
     </w:p>
     <w:p>
@@ -4001,7 +4093,7 @@
           <w:sz w:val="24"/>
           <w:szCs w:val="24"/>
         </w:rPr>
-        <w:t>(г. 2, подібний: Коли з дерева):</w:t>
+        <w:t>(г. 2, подібний: Коли з дерева):</w:t>
       </w:r>
       <w:r>
         <w:rPr>
@@ -4166,7 +4258,7 @@
           <w:sz w:val="24"/>
           <w:szCs w:val="24"/>
         </w:rPr>
-        <w:t>(г. 4, подібний: Як хороброго):</w:t>
+        <w:t>(г. 4, подібний: Як хороброго):</w:t>
       </w:r>
       <w:r>
         <w:rPr>
@@ -4343,7 +4435,7 @@
           <w:sz w:val="24"/>
           <w:szCs w:val="24"/>
         </w:rPr>
-        <w:t>(г. 2):</w:t>
+        <w:t>(г. 2):</w:t>
       </w:r>
       <w:r>
         <w:rPr>
@@ -4688,19 +4780,17 @@
       </w:pPr>
       <w:r>
         <w:rPr>
-          <w:rFonts w:ascii="Times New Roman" w:hAnsi="Times New Roman" w:cs="Times New Roman"/>
+          <w:rFonts w:ascii="Times New Roman" w:hAnsi="Times New Roman"/>
           <w:i/>
           <w:color w:val="FF4400"/>
           <w:sz w:val="24"/>
-          <w:szCs w:val="24"/>
         </w:rPr>
         <w:t>Священик:</w:t>
       </w:r>
       <w:r>
         <w:rPr>
-          <w:rFonts w:ascii="Times New Roman" w:hAnsi="Times New Roman" w:cs="Times New Roman"/>
-          <w:sz w:val="24"/>
-          <w:szCs w:val="24"/>
+          <w:rFonts w:ascii="Times New Roman" w:hAnsi="Times New Roman"/>
+          <w:sz w:val="24"/>
         </w:rPr>
         <w:t xml:space="preserve"> Мир всім.</w:t>
       </w:r>
@@ -6033,21 +6123,19 @@
       </w:pPr>
       <w:r>
         <w:rPr>
-          <w:rFonts w:ascii="Times New Roman" w:hAnsi="Times New Roman" w:cs="Times New Roman"/>
+          <w:rFonts w:ascii="Times New Roman" w:hAnsi="Times New Roman"/>
           <w:i/>
           <w:color w:val="FF4400"/>
           <w:sz w:val="24"/>
-          <w:szCs w:val="24"/>
         </w:rPr>
         <w:t>Священик:</w:t>
       </w:r>
       <w:r>
         <w:rPr>
-          <w:rFonts w:ascii="Times New Roman" w:hAnsi="Times New Roman" w:cs="Times New Roman"/>
-          <w:sz w:val="24"/>
-          <w:szCs w:val="24"/>
-        </w:rPr>
-        <w:t xml:space="preserve"> Бо Ти – Бог милости, ласк і людинолюбности, і Тобі славу віддаємо, Отцю, і Сину, і Святому Духові, нині, і повсякчас, і на віки віків.</w:t>
+          <w:rFonts w:ascii="Times New Roman" w:hAnsi="Times New Roman"/>
+          <w:sz w:val="24"/>
+        </w:rPr>
+        <w:t xml:space="preserve"> Бо Ти – Бог милости, ласк і людинолюбности, і Тобі славу віддаємо, Отцю, і Сину, і Святому Духові, нині, і повсякчас, і на віки віків.</w:t>
       </w:r>
     </w:p>
     <w:p>
@@ -6100,19 +6188,17 @@
       </w:pPr>
       <w:r>
         <w:rPr>
-          <w:rFonts w:ascii="Times New Roman" w:hAnsi="Times New Roman" w:cs="Times New Roman"/>
+          <w:rFonts w:ascii="Times New Roman" w:hAnsi="Times New Roman"/>
           <w:i/>
           <w:color w:val="FF4400"/>
           <w:sz w:val="24"/>
-          <w:szCs w:val="24"/>
         </w:rPr>
         <w:t>Священик:</w:t>
       </w:r>
       <w:r>
         <w:rPr>
-          <w:rFonts w:ascii="Times New Roman" w:hAnsi="Times New Roman" w:cs="Times New Roman"/>
-          <w:sz w:val="24"/>
-          <w:szCs w:val="24"/>
+          <w:rFonts w:ascii="Times New Roman" w:hAnsi="Times New Roman"/>
+          <w:sz w:val="24"/>
         </w:rPr>
         <w:t xml:space="preserve"> Мир всім.</w:t>
       </w:r>
@@ -6243,6 +6329,7 @@
     </w:p>
     <w:p>
       <w:pPr>
+        <w:pStyle w:val="a"/>
         <w:spacing w:after="120"/>
       </w:pPr>
       <w:r>
@@ -6577,7 +6664,7 @@
           <w:sz w:val="24"/>
           <w:szCs w:val="24"/>
         </w:rPr>
-        <w:t>(г. 5):</w:t>
+        <w:t>(г. 5):</w:t>
       </w:r>
       <w:r>
         <w:rPr>
@@ -6678,49 +6765,35 @@
     </w:p>
     <w:p>
       <w:pPr>
-        <w:spacing w:after="120"/>
-        <w:jc w:val="both"/>
-        <w:rPr>
-          <w:rFonts w:ascii="Times New Roman" w:hAnsi="Times New Roman" w:cs="Times New Roman"/>
-          <w:i/>
-          <w:sz w:val="24"/>
-          <w:szCs w:val="24"/>
-        </w:rPr>
-      </w:pPr>
-      <w:r>
-        <w:rPr>
-          <w:rFonts w:ascii="Times New Roman" w:hAnsi="Times New Roman" w:cs="Times New Roman"/>
-          <w:sz w:val="24"/>
-          <w:szCs w:val="24"/>
-        </w:rPr>
-        <w:t xml:space="preserve">Святий Боже, святий Кріпкий, святий Безсмертний, помилуй нас </w:t>
-      </w:r>
-      <w:r>
-        <w:rPr>
-          <w:rFonts w:ascii="Times New Roman" w:hAnsi="Times New Roman" w:cs="Times New Roman"/>
-          <w:i/>
-          <w:color w:val="FF0000"/>
-          <w:sz w:val="24"/>
-          <w:szCs w:val="24"/>
-        </w:rPr>
-        <w:t>(3 р.)</w:t>
-      </w:r>
-    </w:p>
-    <w:p>
-      <w:pPr>
-        <w:spacing w:after="120"/>
-        <w:jc w:val="both"/>
-        <w:rPr>
-          <w:rFonts w:ascii="Times New Roman" w:hAnsi="Times New Roman" w:cs="Times New Roman"/>
-          <w:sz w:val="24"/>
-          <w:szCs w:val="24"/>
-        </w:rPr>
-      </w:pPr>
-      <w:r>
-        <w:rPr>
-          <w:rFonts w:ascii="Times New Roman" w:hAnsi="Times New Roman" w:cs="Times New Roman"/>
-          <w:sz w:val="24"/>
-          <w:szCs w:val="24"/>
+        <w:pStyle w:val="a"/>
+        <w:spacing w:after="120"/>
+      </w:pPr>
+      <w:r>
+        <w:rPr>
+          <w:rFonts w:ascii="Times New Roman" w:hAnsi="Times New Roman"/>
+          <w:sz w:val="24"/>
+        </w:rPr>
+        <w:t xml:space="preserve">Святий Боже, святий Кріпкий, святий Безсмертний, помилуй нас. </w:t>
+      </w:r>
+      <w:r>
+        <w:rPr>
+          <w:rFonts w:ascii="Times New Roman" w:hAnsi="Times New Roman"/>
+          <w:i/>
+          <w:color w:val="FF0000"/>
+          <w:sz w:val="24"/>
+        </w:rPr>
+        <w:t>(3 р.)</w:t>
+      </w:r>
+    </w:p>
+    <w:p>
+      <w:pPr>
+        <w:pStyle w:val="a"/>
+        <w:spacing w:after="120"/>
+      </w:pPr>
+      <w:r>
+        <w:rPr>
+          <w:rFonts w:ascii="Times New Roman" w:hAnsi="Times New Roman"/>
+          <w:sz w:val="24"/>
         </w:rPr>
         <w:t>Слава Отцю, і Сину, і Святому Духові,* і нині і повсякчас, і на віки віків. Амінь.</w:t>
       </w:r>
@@ -6746,32 +6819,38 @@
     </w:p>
     <w:p>
       <w:pPr>
-        <w:spacing w:after="120"/>
-        <w:jc w:val="both"/>
-        <w:rPr>
-          <w:rFonts w:ascii="Times New Roman" w:hAnsi="Times New Roman" w:cs="Times New Roman"/>
-          <w:i/>
-          <w:sz w:val="24"/>
-          <w:szCs w:val="24"/>
-        </w:rPr>
-      </w:pPr>
-      <w:r>
-        <w:rPr>
-          <w:rFonts w:ascii="Times New Roman" w:hAnsi="Times New Roman" w:cs="Times New Roman"/>
-          <w:sz w:val="24"/>
-          <w:szCs w:val="24"/>
-        </w:rPr>
-        <w:t xml:space="preserve">Господи, помилуй </w:t>
-      </w:r>
-      <w:r>
-        <w:rPr>
-          <w:rFonts w:ascii="Times New Roman" w:hAnsi="Times New Roman" w:cs="Times New Roman"/>
-          <w:i/>
-          <w:color w:val="FF0000"/>
-          <w:sz w:val="24"/>
-          <w:szCs w:val="24"/>
-        </w:rPr>
-        <w:t>(3 р.)</w:t>
+        <w:pStyle w:val="a"/>
+        <w:spacing w:after="120"/>
+      </w:pPr>
+      <w:r>
+        <w:rPr>
+          <w:rFonts w:ascii="Times New Roman" w:hAnsi="Times New Roman"/>
+          <w:sz w:val="24"/>
+        </w:rPr>
+        <w:t>Господи, помилуй</w:t>
+      </w:r>
+      <w:r>
+        <w:rPr>
+          <w:rFonts w:ascii="Times New Roman" w:hAnsi="Times New Roman"/>
+          <w:sz w:val="24"/>
+        </w:rPr>
+        <w:t>.</w:t>
+      </w:r>
+      <w:r>
+        <w:rPr>
+          <w:rFonts w:ascii="Times New Roman" w:hAnsi="Times New Roman"/>
+          <w:sz w:val="24"/>
+        </w:rPr>
+        <w:t xml:space="preserve"> </w:t>
+      </w:r>
+      <w:r>
+        <w:rPr>
+          <w:rFonts w:ascii="Times New Roman" w:hAnsi="Times New Roman"/>
+          <w:i/>
+          <w:color w:val="FF0000"/>
+          <w:sz w:val="24"/>
+        </w:rPr>
+        <w:t>(3 р.)</w:t>
       </w:r>
     </w:p>
     <w:p>
@@ -7137,19 +7216,17 @@
       </w:pPr>
       <w:r>
         <w:rPr>
-          <w:rFonts w:ascii="Times New Roman" w:hAnsi="Times New Roman" w:cs="Times New Roman"/>
+          <w:rFonts w:ascii="Times New Roman" w:hAnsi="Times New Roman"/>
           <w:i/>
           <w:color w:val="FF4400"/>
           <w:sz w:val="24"/>
-          <w:szCs w:val="24"/>
         </w:rPr>
         <w:t>Священик:</w:t>
       </w:r>
       <w:r>
         <w:rPr>
-          <w:rFonts w:ascii="Times New Roman" w:hAnsi="Times New Roman" w:cs="Times New Roman"/>
-          <w:sz w:val="24"/>
-          <w:szCs w:val="24"/>
+          <w:rFonts w:ascii="Times New Roman" w:hAnsi="Times New Roman"/>
+          <w:sz w:val="24"/>
         </w:rPr>
         <w:t xml:space="preserve"> Благословенний Христос, Бог наш, завжди, нині і повсякчас, і на віки віків.</w:t>
       </w:r>
@@ -7204,19 +7281,17 @@
       </w:pPr>
       <w:r>
         <w:rPr>
-          <w:rFonts w:ascii="Times New Roman" w:hAnsi="Times New Roman" w:cs="Times New Roman"/>
+          <w:rFonts w:ascii="Times New Roman" w:hAnsi="Times New Roman"/>
           <w:i/>
           <w:color w:val="FF4400"/>
           <w:sz w:val="24"/>
-          <w:szCs w:val="24"/>
         </w:rPr>
         <w:t>Священик:</w:t>
       </w:r>
       <w:r>
         <w:rPr>
-          <w:rFonts w:ascii="Times New Roman" w:hAnsi="Times New Roman" w:cs="Times New Roman"/>
-          <w:sz w:val="24"/>
-          <w:szCs w:val="24"/>
+          <w:rFonts w:ascii="Times New Roman" w:hAnsi="Times New Roman"/>
+          <w:sz w:val="24"/>
         </w:rPr>
         <w:t xml:space="preserve"> Пресвята Богородице, спаси нас.</w:t>
       </w:r>
@@ -7262,19 +7337,17 @@
       </w:pPr>
       <w:r>
         <w:rPr>
-          <w:rFonts w:ascii="Times New Roman" w:hAnsi="Times New Roman" w:cs="Times New Roman"/>
+          <w:rFonts w:ascii="Times New Roman" w:hAnsi="Times New Roman"/>
           <w:i/>
           <w:color w:val="FF4400"/>
           <w:sz w:val="24"/>
-          <w:szCs w:val="24"/>
         </w:rPr>
         <w:t>Священик:</w:t>
       </w:r>
       <w:r>
         <w:rPr>
-          <w:rFonts w:ascii="Times New Roman" w:hAnsi="Times New Roman" w:cs="Times New Roman"/>
-          <w:sz w:val="24"/>
-          <w:szCs w:val="24"/>
+          <w:rFonts w:ascii="Times New Roman" w:hAnsi="Times New Roman"/>
+          <w:sz w:val="24"/>
         </w:rPr>
         <w:t xml:space="preserve"> Слава тобі, Христе Боже, надіє наша, слава тобі!</w:t>
       </w:r>
@@ -7315,7 +7388,7 @@
           <w:sz w:val="24"/>
           <w:szCs w:val="24"/>
         </w:rPr>
-        <w:t>(3 р.)</w:t>
+        <w:t>(3 р.)</w:t>
       </w:r>
       <w:r>
         <w:rPr>
@@ -7336,44 +7409,35 @@
       </w:r>
     </w:p>
     <w:p>
-      <w:pPr>
-        <w:rPr>
-          <w:rFonts w:ascii="Times New Roman" w:hAnsi="Times New Roman" w:cs="Times New Roman"/>
-        </w:rPr>
-      </w:pPr>
-      <w:r>
-        <w:rPr>
-          <w:rFonts w:ascii="Times New Roman" w:hAnsi="Times New Roman" w:cs="Times New Roman"/>
+      <w:r>
+        <w:rPr>
+          <w:rFonts w:ascii="Times New Roman" w:hAnsi="Times New Roman"/>
           <w:i/>
           <w:color w:val="FF4400"/>
           <w:sz w:val="24"/>
-          <w:szCs w:val="24"/>
         </w:rPr>
         <w:t>Священик:</w:t>
       </w:r>
       <w:r>
         <w:rPr>
-          <w:rFonts w:ascii="Times New Roman" w:hAnsi="Times New Roman" w:cs="Times New Roman"/>
-          <w:sz w:val="24"/>
-          <w:szCs w:val="24"/>
+          <w:rFonts w:ascii="Times New Roman" w:hAnsi="Times New Roman"/>
+          <w:sz w:val="24"/>
         </w:rPr>
         <w:t xml:space="preserve"> Христос, що воскрес із мертвих, істинний Бог наш - молитвами пречистої Своєї Матері, святих славних і всехвальних апостолів, святого, </w:t>
       </w:r>
       <w:r>
         <w:rPr>
-          <w:rFonts w:ascii="Times New Roman" w:hAnsi="Times New Roman" w:cs="Times New Roman"/>
+          <w:rFonts w:ascii="Times New Roman" w:hAnsi="Times New Roman"/>
           <w:i/>
           <w:color w:val="FF4400"/>
           <w:sz w:val="24"/>
-          <w:szCs w:val="24"/>
         </w:rPr>
         <w:t>якого є храм</w:t>
       </w:r>
       <w:r>
         <w:rPr>
-          <w:rFonts w:ascii="Times New Roman" w:hAnsi="Times New Roman" w:cs="Times New Roman"/>
-          <w:sz w:val="24"/>
-          <w:szCs w:val="24"/>
+          <w:rFonts w:ascii="Times New Roman" w:hAnsi="Times New Roman"/>
+          <w:sz w:val="24"/>
         </w:rPr>
         <w:t>, святого мученика й архидиякона Євпла і всіх святих - помилує і спасе нас як благий і людинолюбний.</w:t>
       </w:r>
@@ -7469,7 +7533,7 @@
           <w:sz w:val="24"/>
           <w:szCs w:val="24"/>
         </w:rPr>
-        <w:t xml:space="preserve">(г. 6): </w:t>
+        <w:t xml:space="preserve">(г. 6): </w:t>
       </w:r>
       <w:r>
         <w:rPr>
@@ -7547,19 +7611,17 @@
       </w:pPr>
       <w:r>
         <w:rPr>
-          <w:rFonts w:ascii="Times New Roman" w:hAnsi="Times New Roman" w:cs="Times New Roman"/>
+          <w:rFonts w:ascii="Times New Roman" w:hAnsi="Times New Roman"/>
           <w:i/>
           <w:color w:val="FF4400"/>
           <w:sz w:val="24"/>
-          <w:szCs w:val="24"/>
         </w:rPr>
         <w:t>Священик:</w:t>
       </w:r>
       <w:r>
         <w:rPr>
-          <w:rFonts w:ascii="Times New Roman" w:hAnsi="Times New Roman" w:cs="Times New Roman"/>
-          <w:sz w:val="24"/>
-          <w:szCs w:val="24"/>
+          <w:rFonts w:ascii="Times New Roman" w:hAnsi="Times New Roman"/>
+          <w:sz w:val="24"/>
         </w:rPr>
         <w:t xml:space="preserve"> Слава святій, одноістотній, животворящій і нероздільній Тройці, завжди, нині і повсякчас, і на віки віків.</w:t>
       </w:r>
@@ -7620,7 +7682,7 @@
           <w:sz w:val="24"/>
           <w:szCs w:val="24"/>
         </w:rPr>
-        <w:t>(3 р.)</w:t>
+        <w:t>(3 р.)</w:t>
       </w:r>
       <w:r>
         <w:rPr>
@@ -7659,7 +7721,7 @@
           <w:sz w:val="24"/>
           <w:szCs w:val="24"/>
         </w:rPr>
-        <w:t>(2 р.)</w:t>
+        <w:t>(2 р.)</w:t>
       </w:r>
       <w:r>
         <w:rPr>
@@ -9865,7 +9927,7 @@
           <w:sz w:val="24"/>
           <w:szCs w:val="24"/>
         </w:rPr>
-        <w:t>(3 р.)</w:t>
+        <w:t>(3 р.)</w:t>
       </w:r>
     </w:p>
     <w:p>
@@ -9944,7 +10006,7 @@
           <w:sz w:val="24"/>
           <w:szCs w:val="24"/>
         </w:rPr>
-        <w:t>1. </w:t>
+        <w:t xml:space="preserve">1. </w:t>
       </w:r>
       <w:r>
         <w:rPr>
@@ -9974,7 +10036,7 @@
           <w:sz w:val="24"/>
           <w:szCs w:val="24"/>
         </w:rPr>
-        <w:t>2. </w:t>
+        <w:t xml:space="preserve">2. </w:t>
       </w:r>
       <w:r>
         <w:rPr>
@@ -10013,7 +10075,7 @@
           <w:sz w:val="24"/>
           <w:szCs w:val="24"/>
         </w:rPr>
-        <w:t xml:space="preserve"> Від ночі лине дух наш до тебе, Боже, бо світлом є повеління твої. Навчи нас, Боже, правди твоєї, заповідей твоїх і виправдань твоїх. Просвіти наші духовні очі, щоб ми не заснули в гріхах на смерть. Віджени всяку мряку від сердець наших, даруй нам сонце правди і </w:t>
+        <w:t xml:space="preserve"> Від ночі лине дух наш до тебе, Боже, бо світлом є повеління твої. Навчи нас, Боже, правди твоєї, заповідей твоїх і виправдань твоїх. Просвіти наші духовні очі, щоб ми не заснули в гріхах на смерть. Віджени всяку мряку від сердець наших, даруй нам сонце правди і </w:t>
       </w:r>
       <w:r>
         <w:rPr>
@@ -10053,7 +10115,7 @@
           <w:sz w:val="24"/>
           <w:szCs w:val="24"/>
         </w:rPr>
-        <w:t> Владико, Боже святий і неосяжний, що казав із темряви світлові засіяти, що заспокоїв нас у нічному сні й підвів до величання і моління твоєї доброти! Ти, що даєш себе умолити задля свого милосердя, прийми і нині нас, що поклоняємося тобі й по силі дякуємо тобі; і даруй нам те, чого просимо задля спасіння. Вчини нас синами світла і дня та спадкоємцями вічних твоїх дібр. Пом'яни, Господи, за багатством ласк твоїх усіх людей, що є і моляться з нами, і всю братію нашу на землі й на морі, і на всякому місці володіння твого, що потребують твоєї любови й помочі. Усім вияви велику твою милість, щоб спасенні, як душею так і тілом, завжди перебували й відважно славили чудне й благословенне ім'я твоє, бо ти Бог милости і ласк, і любови, і тобі славу віддаємо: Отцю, і Сину, і Святому Духові, нині і повсякчас, і на віки віків. Амінь.</w:t>
+        <w:t xml:space="preserve"> Владико, Боже святий і неосяжний, що казав із темряви світлові засіяти, що заспокоїв нас у нічному сні й підвів до величання і моління твоєї доброти! Ти, що даєш себе умолити задля свого милосердя, прийми і нині нас, що поклоняємося тобі й по силі дякуємо тобі; і даруй нам те, чого просимо задля спасіння. Вчини нас синами світла і дня та спадкоємцями вічних твоїх дібр. Пом'яни, Господи, за багатством ласк твоїх усіх людей, що є і моляться з нами, і всю братію нашу на землі й на морі, і на всякому місці володіння твого, що потребують твоєї любови й помочі. Усім вияви велику твою милість, щоб спасенні, як душею так і тілом, завжди перебували й відважно славили чудне й благословенне ім'я твоє, бо ти Бог милости і ласк, і любови, і тобі славу віддаємо: Отцю, і Сину, і Святому Духові, нині і повсякчас, і на віки віків. Амінь.</w:t>
       </w:r>
     </w:p>
     <w:p>
@@ -10083,7 +10145,7 @@
           <w:sz w:val="24"/>
           <w:szCs w:val="24"/>
         </w:rPr>
-        <w:t> Скарбе добра, джерело невисихаюче, Отче святий, чудотворче всесильний і вседержителю! Усі тобі поклоняємося і тобі молимося та твої милості і твої ласки призиваємо на поміч і на заступництво нашій смиренності. Пом'яни, Господи, слуг твоїх, прийми від усіх нас ранішні моління, як кадило перед тобою; ні одного з нас не вчини нездатним, але всіх нас зберігай ласками твоїми. Пом'яни, Господи, тих, що чувають і співають на славу твою і єдинородного твого Сина і Бога нашого, і Святого твого Духа. Будь їм помічником і заступником; прийми їх молитви на наднебесний і духовний твій жертовник, бо ти Бог наш, і Тобі славу віддаємо: Отцю, і Сину, і Святому Духові, нині і повсякчас, і на віки віків. Амінь.</w:t>
+        <w:t xml:space="preserve"> Скарбе добра, джерело невисихаюче, Отче святий, чудотворче всесильний і вседержителю! Усі тобі поклоняємося і тобі молимося та твої милості і твої ласки призиваємо на поміч і на заступництво нашій смиренності. Пом'яни, Господи, слуг твоїх, прийми від усіх нас ранішні моління, як кадило перед тобою; ні одного з нас не вчини нездатним, але всіх нас зберігай ласками твоїми. Пом'яни, Господи, тих, що чувають і співають на славу твою і єдинородного твого Сина і Бога нашого, і Святого твого Духа. Будь їм помічником і заступником; прийми їх молитви на наднебесний і духовний твій жертовник, бо ти Бог наш, і Тобі славу віддаємо: Отцю, і Сину, і Святому Духові, нині і повсякчас, і на віки віків. Амінь.</w:t>
       </w:r>
     </w:p>
     <w:p>
@@ -10104,7 +10166,7 @@
           <w:sz w:val="24"/>
           <w:szCs w:val="24"/>
         </w:rPr>
-        <w:t>6. </w:t>
+        <w:t xml:space="preserve">6. </w:t>
       </w:r>
       <w:r>
         <w:rPr>
@@ -10143,7 +10205,7 @@
           <w:sz w:val="24"/>
           <w:szCs w:val="24"/>
         </w:rPr>
-        <w:t> Боже й Отче Господа нашого Ісуса Христа! Ти підніс нас з постелі нашої і зібрав на годину молитви. Дай нам ласку відкрити уста наші і прийми наші подяки, що в наших силах, і навчи нас установ твоїх. Бо молитися як слід не вміємо, якщо ти, Господи, святим твоїм Духом не навчиш нас. Тому молимося тобі: Даруй і прости, якщо ми згрішили аж до теперішньої години словом або ділом, або думкою, добровільно або недобровільно. Бо коли на провини будеш дивитися, Господи, Господи, то хто встоїться, бо в тебе є прощення. Ти один святий, допоміжник сильний, захисник життя нашого, і тебе ми завжди оспівуватимемо. Нехай буде сила Царства твого завжди благословенна і вельми прославлювана: Отця, і Сина, і Святого Духа, нині і повсякчас, і на віки віків. Амінь.</w:t>
+        <w:t xml:space="preserve"> Боже й Отче Господа нашого Ісуса Христа! Ти підніс нас з постелі нашої і зібрав на годину молитви. Дай нам ласку відкрити уста наші і прийми наші подяки, що в наших силах, і навчи нас установ твоїх. Бо молитися як слід не вміємо, якщо ти, Господи, святим твоїм Духом не навчиш нас. Тому молимося тобі: Даруй і прости, якщо ми згрішили аж до теперішньої години словом або ділом, або думкою, добровільно або недобровільно. Бо коли на провини будеш дивитися, Господи, Господи, то хто встоїться, бо в тебе є прощення. Ти один святий, допоміжник сильний, захисник життя нашого, і тебе ми завжди оспівуватимемо. Нехай буде сила Царства твого завжди благословенна і вельми прославлювана: Отця, і Сина, і Святого Духа, нині і повсякчас, і на віки віків. Амінь.</w:t>
       </w:r>
     </w:p>
     <w:p>
@@ -10164,7 +10226,7 @@
           <w:sz w:val="24"/>
           <w:szCs w:val="24"/>
         </w:rPr>
-        <w:t>8. </w:t>
+        <w:t xml:space="preserve">8. </w:t>
       </w:r>
       <w:r>
         <w:rPr>
@@ -10203,7 +10265,7 @@
           <w:sz w:val="24"/>
           <w:szCs w:val="24"/>
         </w:rPr>
-        <w:t xml:space="preserve"> Господи, Боже наш! Ти за покаяння дарував людям відпущення, нам же, як образ пізнання і визнання гріхів, показав покаяння і прощення пророка Давида. Тож, Владико, </w:t>
+        <w:t xml:space="preserve"> Господи, Боже наш! Ти за покаяння дарував людям відпущення, нам же, як образ пізнання і визнання гріхів, показав покаяння і прощення пророка Давида. Тож, Владико, </w:t>
       </w:r>
       <w:r>
         <w:rPr>
@@ -10243,28 +10305,28 @@
           <w:sz w:val="24"/>
           <w:szCs w:val="24"/>
         </w:rPr>
-        <w:t> Боже, Боже наш! Ти сотворив розумні й духовні сили своєю волею. Тебе просимо й тобі молимося: Прийми наші посильні величання з усіма твоїми творіннями і збагати щедрими даруваннями твоєї ласки. Бо перед тобою згинається всяке коліно: на небі, на землі й під землею, і все, що живе, і все створіння оспівує неосяжну твою славу, бо ти Бог правдивий і вельми милостивий. Тебе бо хвалять усі небесні сили, і тобі славу віддаємо: Отцю, і Сину, і Святому Духові, нині і повсякчас, і на віки віків. Амінь.</w:t>
-      </w:r>
-    </w:p>
-    <w:p>
-      <w:pPr>
-        <w:spacing w:after="120"/>
-        <w:jc w:val="both"/>
-        <w:rPr>
-          <w:rFonts w:ascii="Times New Roman" w:hAnsi="Times New Roman" w:cs="Times New Roman"/>
-          <w:color w:val="FF0000"/>
-          <w:sz w:val="24"/>
-          <w:szCs w:val="24"/>
-        </w:rPr>
-      </w:pPr>
-      <w:r>
-        <w:rPr>
-          <w:rFonts w:ascii="Times New Roman" w:hAnsi="Times New Roman" w:cs="Times New Roman"/>
-          <w:color w:val="FF0000"/>
-          <w:sz w:val="24"/>
-          <w:szCs w:val="24"/>
-        </w:rPr>
-        <w:t>11. </w:t>
+        <w:t xml:space="preserve"> Боже, Боже наш! Ти сотворив розумні й духовні сили своєю волею. Тебе просимо й тобі молимося: Прийми наші посильні величання з усіма твоїми творіннями і збагати щедрими даруваннями твоєї ласки. Бо перед тобою згинається всяке коліно: на небі, на землі й під землею, і все, що живе, і все створіння оспівує неосяжну твою славу, бо ти Бог правдивий і вельми милостивий. Тебе бо хвалять усі небесні сили, і тобі славу віддаємо: Отцю, і Сину, і Святому Духові, нині і повсякчас, і на віки віків. Амінь.</w:t>
+      </w:r>
+    </w:p>
+    <w:p>
+      <w:pPr>
+        <w:spacing w:after="120"/>
+        <w:jc w:val="both"/>
+        <w:rPr>
+          <w:rFonts w:ascii="Times New Roman" w:hAnsi="Times New Roman" w:cs="Times New Roman"/>
+          <w:color w:val="FF0000"/>
+          <w:sz w:val="24"/>
+          <w:szCs w:val="24"/>
+        </w:rPr>
+      </w:pPr>
+      <w:r>
+        <w:rPr>
+          <w:rFonts w:ascii="Times New Roman" w:hAnsi="Times New Roman" w:cs="Times New Roman"/>
+          <w:color w:val="FF0000"/>
+          <w:sz w:val="24"/>
+          <w:szCs w:val="24"/>
+        </w:rPr>
+        <w:t xml:space="preserve">11. </w:t>
       </w:r>
       <w:r>
         <w:rPr>
@@ -12561,7 +12623,7 @@
           <w:sz w:val="24"/>
           <w:szCs w:val="24"/>
         </w:rPr>
-        <w:t>(3 р.)</w:t>
+        <w:t>(3 р.)</w:t>
       </w:r>
     </w:p>
     <w:p>
@@ -12763,21 +12825,19 @@
       </w:pPr>
       <w:r>
         <w:rPr>
-          <w:rFonts w:ascii="Times New Roman" w:hAnsi="Times New Roman" w:cs="Times New Roman"/>
+          <w:rFonts w:ascii="Times New Roman" w:hAnsi="Times New Roman"/>
           <w:i/>
           <w:color w:val="FF4400"/>
           <w:sz w:val="24"/>
-          <w:szCs w:val="24"/>
         </w:rPr>
         <w:t>Священик:</w:t>
       </w:r>
       <w:r>
         <w:rPr>
-          <w:rFonts w:ascii="Times New Roman" w:hAnsi="Times New Roman" w:cs="Times New Roman"/>
-          <w:sz w:val="24"/>
-          <w:szCs w:val="24"/>
-        </w:rPr>
-        <w:t> Бо благословилося ім'я Твоє і прославилося царство Твоє, Отця, і Сина, і Святого Духа, нині і повсякчас, і на віки віків.</w:t>
+          <w:rFonts w:ascii="Times New Roman" w:hAnsi="Times New Roman"/>
+          <w:sz w:val="24"/>
+        </w:rPr>
+        <w:t xml:space="preserve"> Бо благословилося ім'я Твоє і прославилося царство Твоє, Отця, і Сина, і Святого Духа, нині і повсякчас, і на віки віків.</w:t>
       </w:r>
     </w:p>
     <w:p>
@@ -13133,7 +13193,7 @@
           <w:sz w:val="24"/>
           <w:szCs w:val="24"/>
         </w:rPr>
-        <w:t>Святим Духом сяє всяка святість, премудрість, бо Він усякому створінню існування дає. Послужімо Йому, як Отцю і Слову, бо Він — Бог.</w:t>
+        <w:t>Святим Духом сяє всяка святість, премудрість, бо Він усякому створінню існування дає. Послужімо Йому, як Отцю і Слову, бо Він — Бог.</w:t>
       </w:r>
     </w:p>
     <w:p>
@@ -13330,20 +13390,17 @@
       </w:pPr>
       <w:r>
         <w:rPr>
-          <w:rFonts w:ascii="Times New Roman" w:hAnsi="Times New Roman" w:cs="Times New Roman"/>
+          <w:rFonts w:ascii="Times New Roman" w:hAnsi="Times New Roman"/>
           <w:i/>
           <w:color w:val="FF4400"/>
           <w:sz w:val="24"/>
-          <w:szCs w:val="24"/>
-        </w:rPr>
-        <w:lastRenderedPageBreak/>
+        </w:rPr>
         <w:t>Священик:</w:t>
       </w:r>
       <w:r>
         <w:rPr>
-          <w:rFonts w:ascii="Times New Roman" w:hAnsi="Times New Roman" w:cs="Times New Roman"/>
-          <w:sz w:val="24"/>
-          <w:szCs w:val="24"/>
+          <w:rFonts w:ascii="Times New Roman" w:hAnsi="Times New Roman"/>
+          <w:sz w:val="24"/>
         </w:rPr>
         <w:t xml:space="preserve"> Мир всім.</w:t>
       </w:r>
@@ -13581,6 +13638,7 @@
     </w:p>
     <w:p>
       <w:pPr>
+        <w:pStyle w:val="a"/>
         <w:spacing w:after="120"/>
       </w:pPr>
       <w:r>
@@ -13598,15 +13656,7 @@
           <w:color w:val="000000"/>
           <w:sz w:val="24"/>
         </w:rPr>
-        <w:t xml:space="preserve"> Бо Ти с</w:t>
-      </w:r>
-      <w:r>
-        <w:rPr>
-          <w:rFonts w:ascii="Times New Roman" w:hAnsi="Times New Roman"/>
-          <w:color w:val="000000"/>
-          <w:sz w:val="24"/>
-        </w:rPr>
-        <w:t>вятий єси, Боже наш, і в святині перебуваєш, і ми Тобі славу віддаємо: Отцю, і Сину, і Святому Духові, нині і повсякчас, і на віки віків.</w:t>
+        <w:t xml:space="preserve"> Бо Ти святий єси, Боже наш, і в святині перебуваєш, і ми Тобі славу віддаємо: Отцю, і Сину, і Святому Духові, нині і повсякчас, і на віки віків.</w:t>
       </w:r>
     </w:p>
     <w:p>
@@ -13844,7 +13894,7 @@
           <w:sz w:val="24"/>
           <w:szCs w:val="24"/>
         </w:rPr>
-        <w:t>(3 р.)</w:t>
+        <w:t>(3 р.)</w:t>
       </w:r>
       <w:r>
         <w:rPr>
@@ -13887,19 +13937,17 @@
       </w:pPr>
       <w:r>
         <w:rPr>
-          <w:rFonts w:ascii="Times New Roman" w:hAnsi="Times New Roman" w:cs="Times New Roman"/>
+          <w:rFonts w:ascii="Times New Roman" w:hAnsi="Times New Roman"/>
           <w:i/>
           <w:color w:val="FF4400"/>
           <w:sz w:val="24"/>
-          <w:szCs w:val="24"/>
         </w:rPr>
         <w:t>Священик:</w:t>
       </w:r>
       <w:r>
         <w:rPr>
-          <w:rFonts w:ascii="Times New Roman" w:hAnsi="Times New Roman" w:cs="Times New Roman"/>
-          <w:sz w:val="24"/>
-          <w:szCs w:val="24"/>
+          <w:rFonts w:ascii="Times New Roman" w:hAnsi="Times New Roman"/>
+          <w:sz w:val="24"/>
         </w:rPr>
         <w:t xml:space="preserve"> Мир всім!</w:t>
       </w:r>
@@ -13945,39 +13993,19 @@
       </w:pPr>
       <w:r>
         <w:rPr>
-          <w:rFonts w:ascii="Times New Roman" w:hAnsi="Times New Roman" w:cs="Times New Roman"/>
+          <w:rFonts w:ascii="Times New Roman" w:hAnsi="Times New Roman"/>
           <w:i/>
           <w:color w:val="FF4400"/>
           <w:sz w:val="24"/>
-          <w:szCs w:val="24"/>
         </w:rPr>
         <w:t>Священик:</w:t>
       </w:r>
       <w:r>
         <w:rPr>
-          <w:rFonts w:ascii="Times New Roman" w:hAnsi="Times New Roman" w:cs="Times New Roman"/>
-          <w:sz w:val="24"/>
-          <w:szCs w:val="24"/>
-        </w:rPr>
-        <w:t xml:space="preserve"> Від </w:t>
-      </w:r>
-      <w:r>
-        <w:rPr>
-          <w:rFonts w:ascii="Times New Roman" w:hAnsi="Times New Roman" w:cs="Times New Roman"/>
-          <w:i/>
-          <w:color w:val="FF0000"/>
-          <w:sz w:val="24"/>
-          <w:szCs w:val="24"/>
-        </w:rPr>
-        <w:t>Матея</w:t>
-      </w:r>
-      <w:r>
-        <w:rPr>
-          <w:rFonts w:ascii="Times New Roman" w:hAnsi="Times New Roman" w:cs="Times New Roman"/>
-          <w:sz w:val="24"/>
-          <w:szCs w:val="24"/>
-        </w:rPr>
-        <w:t xml:space="preserve"> святого Євангелія читання.</w:t>
+          <w:rFonts w:ascii="Times New Roman" w:hAnsi="Times New Roman"/>
+          <w:sz w:val="24"/>
+        </w:rPr>
+        <w:t xml:space="preserve"> Від Матея святого Євангелія читання.</w:t>
       </w:r>
     </w:p>
     <w:p>
@@ -14184,7 +14212,7 @@
           <w:sz w:val="24"/>
           <w:szCs w:val="24"/>
         </w:rPr>
-        <w:t xml:space="preserve">(г. 6): </w:t>
+        <w:t xml:space="preserve">(г. 6): </w:t>
       </w:r>
       <w:r>
         <w:rPr>
@@ -14692,7 +14720,7 @@
           <w:sz w:val="24"/>
           <w:szCs w:val="24"/>
         </w:rPr>
-        <w:t>(г. 6):</w:t>
+        <w:t>(г. 6):</w:t>
       </w:r>
       <w:r>
         <w:rPr>
@@ -14906,7 +14934,7 @@
           <w:sz w:val="24"/>
           <w:szCs w:val="24"/>
         </w:rPr>
-        <w:t>(12 р.)</w:t>
+        <w:t>(12 р.)</w:t>
       </w:r>
       <w:r>
         <w:rPr>
@@ -15063,7 +15091,7 @@
           <w:sz w:val="24"/>
           <w:szCs w:val="24"/>
         </w:rPr>
-        <w:t>Ірмос 1</w:t>
+        <w:t>Ірмос 1</w:t>
       </w:r>
       <w:r>
         <w:rPr>
@@ -15267,7 +15295,7 @@
           <w:sz w:val="24"/>
           <w:szCs w:val="24"/>
         </w:rPr>
-        <w:t>Ірмос 3</w:t>
+        <w:t>Ірмос 3</w:t>
       </w:r>
       <w:r>
         <w:rPr>
@@ -15654,7 +15682,7 @@
           <w:sz w:val="24"/>
           <w:szCs w:val="24"/>
         </w:rPr>
-        <w:t>Священник: </w:t>
+        <w:t xml:space="preserve">Священник: </w:t>
       </w:r>
       <w:r>
         <w:rPr>
@@ -15742,7 +15770,7 @@
           <w:sz w:val="24"/>
           <w:szCs w:val="24"/>
         </w:rPr>
-        <w:t>Ірмос 4</w:t>
+        <w:t>Ірмос 4</w:t>
       </w:r>
       <w:r>
         <w:rPr>
@@ -15946,7 +15974,7 @@
           <w:sz w:val="24"/>
           <w:szCs w:val="24"/>
         </w:rPr>
-        <w:t>Ірмос 5</w:t>
+        <w:t>Ірмос 5</w:t>
       </w:r>
       <w:r>
         <w:rPr>
@@ -16150,7 +16178,7 @@
           <w:sz w:val="24"/>
           <w:szCs w:val="24"/>
         </w:rPr>
-        <w:t>Ірмос 6</w:t>
+        <w:t>Ірмос 6</w:t>
       </w:r>
       <w:r>
         <w:rPr>
@@ -16539,7 +16567,7 @@
           <w:sz w:val="24"/>
           <w:szCs w:val="24"/>
         </w:rPr>
-        <w:t>Священник: </w:t>
+        <w:t xml:space="preserve">Священник: </w:t>
       </w:r>
       <w:r>
         <w:rPr>
@@ -16672,7 +16700,7 @@
           <w:sz w:val="24"/>
           <w:szCs w:val="24"/>
         </w:rPr>
-        <w:t>Ірмос 7</w:t>
+        <w:t>Ірмос 7</w:t>
       </w:r>
       <w:r>
         <w:rPr>
@@ -16876,7 +16904,7 @@
           <w:sz w:val="24"/>
           <w:szCs w:val="24"/>
         </w:rPr>
-        <w:t>Ірмос 8</w:t>
+        <w:t>Ірмос 8</w:t>
       </w:r>
       <w:r>
         <w:rPr>
@@ -17731,21 +17759,19 @@
       </w:pPr>
       <w:r>
         <w:rPr>
-          <w:rFonts w:ascii="Times New Roman" w:hAnsi="Times New Roman" w:cs="Times New Roman"/>
+          <w:rFonts w:ascii="Times New Roman" w:hAnsi="Times New Roman"/>
           <w:i/>
           <w:color w:val="FF4400"/>
           <w:sz w:val="24"/>
-          <w:szCs w:val="24"/>
         </w:rPr>
         <w:t>Священик:</w:t>
       </w:r>
       <w:r>
         <w:rPr>
-          <w:rFonts w:ascii="Times New Roman" w:hAnsi="Times New Roman" w:cs="Times New Roman"/>
-          <w:sz w:val="24"/>
-          <w:szCs w:val="24"/>
-        </w:rPr>
-        <w:t> Бо Тебе хвалять усі сили небесні і Тобі славу возсилаємо: Отцю, і Сину, і Святому Духові, нині і повсякчас, і на віки віків.</w:t>
+          <w:rFonts w:ascii="Times New Roman" w:hAnsi="Times New Roman"/>
+          <w:sz w:val="24"/>
+        </w:rPr>
+        <w:t xml:space="preserve"> Бо Тебе хвалять усі сили небесні і Тобі славу возсилаємо: Отцю, і Сину, і Святому Духові, нині і повсякчас, і на віки віків.</w:t>
       </w:r>
     </w:p>
     <w:p>
@@ -18847,7 +18873,7 @@
           <w:sz w:val="24"/>
           <w:szCs w:val="24"/>
         </w:rPr>
-        <w:t>(г. 4, подібний: Дав ти як знамено):</w:t>
+        <w:t>(г. 4, подібний: Дав ти як знамено):</w:t>
       </w:r>
       <w:r>
         <w:rPr>
@@ -19024,7 +19050,7 @@
           <w:sz w:val="24"/>
           <w:szCs w:val="24"/>
         </w:rPr>
-        <w:t>(г. 4):</w:t>
+        <w:t>(г. 4):</w:t>
       </w:r>
       <w:r>
         <w:rPr>
@@ -19154,7 +19180,7 @@
           <w:sz w:val="24"/>
           <w:szCs w:val="24"/>
         </w:rPr>
-        <w:t>(г. 2):</w:t>
+        <w:t>(г. 2):</w:t>
       </w:r>
       <w:r>
         <w:rPr>
@@ -19258,19 +19284,17 @@
       </w:pPr>
       <w:r>
         <w:rPr>
-          <w:rFonts w:ascii="Times New Roman" w:hAnsi="Times New Roman" w:cs="Times New Roman"/>
+          <w:rFonts w:ascii="Times New Roman" w:hAnsi="Times New Roman"/>
           <w:i/>
           <w:color w:val="FF4400"/>
           <w:sz w:val="24"/>
-          <w:szCs w:val="24"/>
         </w:rPr>
         <w:t>Священик:</w:t>
       </w:r>
       <w:r>
         <w:rPr>
-          <w:rFonts w:ascii="Times New Roman" w:hAnsi="Times New Roman" w:cs="Times New Roman"/>
-          <w:sz w:val="24"/>
-          <w:szCs w:val="24"/>
+          <w:rFonts w:ascii="Times New Roman" w:hAnsi="Times New Roman"/>
+          <w:sz w:val="24"/>
         </w:rPr>
         <w:t xml:space="preserve"> Слава Тобі, що Світло нам показав! </w:t>
       </w:r>
@@ -19687,7 +19711,7 @@
           <w:sz w:val="24"/>
           <w:szCs w:val="24"/>
         </w:rPr>
-        <w:t>(3 р.)</w:t>
+        <w:t>(3 р.)</w:t>
       </w:r>
     </w:p>
     <w:p>
@@ -20607,21 +20631,19 @@
       </w:pPr>
       <w:r>
         <w:rPr>
-          <w:rFonts w:ascii="Times New Roman" w:hAnsi="Times New Roman" w:cs="Times New Roman"/>
+          <w:rFonts w:ascii="Times New Roman" w:hAnsi="Times New Roman"/>
           <w:i/>
           <w:color w:val="FF4400"/>
           <w:sz w:val="24"/>
-          <w:szCs w:val="24"/>
         </w:rPr>
         <w:t>Священик:</w:t>
       </w:r>
       <w:r>
         <w:rPr>
-          <w:rFonts w:ascii="Times New Roman" w:hAnsi="Times New Roman" w:cs="Times New Roman"/>
-          <w:sz w:val="24"/>
-          <w:szCs w:val="24"/>
-        </w:rPr>
-        <w:t xml:space="preserve"> Бо Ти – Бог милости, ласк і людинолюбности, і Тобі славу віддаємо, Отцю, і Сину, і Святому Духові, нині, і повсякчас, і на віки віків.</w:t>
+          <w:rFonts w:ascii="Times New Roman" w:hAnsi="Times New Roman"/>
+          <w:sz w:val="24"/>
+        </w:rPr>
+        <w:t xml:space="preserve"> Бо Ти – Бог милости, ласк і людинолюбности, і Тобі славу віддаємо, Отцю, і Сину, і Святому Духові, нині, і повсякчас, і на віки віків.</w:t>
       </w:r>
     </w:p>
     <w:p>
@@ -20674,19 +20696,17 @@
       </w:pPr>
       <w:r>
         <w:rPr>
-          <w:rFonts w:ascii="Times New Roman" w:hAnsi="Times New Roman" w:cs="Times New Roman"/>
+          <w:rFonts w:ascii="Times New Roman" w:hAnsi="Times New Roman"/>
           <w:i/>
           <w:color w:val="FF4400"/>
           <w:sz w:val="24"/>
-          <w:szCs w:val="24"/>
         </w:rPr>
         <w:t>Священик:</w:t>
       </w:r>
       <w:r>
         <w:rPr>
-          <w:rFonts w:ascii="Times New Roman" w:hAnsi="Times New Roman" w:cs="Times New Roman"/>
-          <w:sz w:val="24"/>
-          <w:szCs w:val="24"/>
+          <w:rFonts w:ascii="Times New Roman" w:hAnsi="Times New Roman"/>
+          <w:sz w:val="24"/>
         </w:rPr>
         <w:t xml:space="preserve"> Мир всім.</w:t>
       </w:r>
@@ -20983,19 +21003,17 @@
       </w:pPr>
       <w:r>
         <w:rPr>
-          <w:rFonts w:ascii="Times New Roman" w:hAnsi="Times New Roman" w:cs="Times New Roman"/>
+          <w:rFonts w:ascii="Times New Roman" w:hAnsi="Times New Roman"/>
           <w:i/>
           <w:color w:val="FF4400"/>
           <w:sz w:val="24"/>
-          <w:szCs w:val="24"/>
         </w:rPr>
         <w:t>Священик:</w:t>
       </w:r>
       <w:r>
         <w:rPr>
-          <w:rFonts w:ascii="Times New Roman" w:hAnsi="Times New Roman" w:cs="Times New Roman"/>
-          <w:sz w:val="24"/>
-          <w:szCs w:val="24"/>
+          <w:rFonts w:ascii="Times New Roman" w:hAnsi="Times New Roman"/>
+          <w:sz w:val="24"/>
         </w:rPr>
         <w:t xml:space="preserve"> Благословенний Христос, Бог наш, завжди, нині і повсякчас, і на віки віків.</w:t>
       </w:r>
@@ -21050,19 +21068,17 @@
       </w:pPr>
       <w:r>
         <w:rPr>
-          <w:rFonts w:ascii="Times New Roman" w:hAnsi="Times New Roman" w:cs="Times New Roman"/>
+          <w:rFonts w:ascii="Times New Roman" w:hAnsi="Times New Roman"/>
           <w:i/>
           <w:color w:val="FF4400"/>
           <w:sz w:val="24"/>
-          <w:szCs w:val="24"/>
         </w:rPr>
         <w:t>Священик:</w:t>
       </w:r>
       <w:r>
         <w:rPr>
-          <w:rFonts w:ascii="Times New Roman" w:hAnsi="Times New Roman" w:cs="Times New Roman"/>
-          <w:sz w:val="24"/>
-          <w:szCs w:val="24"/>
+          <w:rFonts w:ascii="Times New Roman" w:hAnsi="Times New Roman"/>
+          <w:sz w:val="24"/>
         </w:rPr>
         <w:t xml:space="preserve"> Пресвята Богородице, спаси нас.</w:t>
       </w:r>
@@ -21108,19 +21124,17 @@
       </w:pPr>
       <w:r>
         <w:rPr>
-          <w:rFonts w:ascii="Times New Roman" w:hAnsi="Times New Roman" w:cs="Times New Roman"/>
+          <w:rFonts w:ascii="Times New Roman" w:hAnsi="Times New Roman"/>
           <w:i/>
           <w:color w:val="FF4400"/>
           <w:sz w:val="24"/>
-          <w:szCs w:val="24"/>
         </w:rPr>
         <w:t>Священик:</w:t>
       </w:r>
       <w:r>
         <w:rPr>
-          <w:rFonts w:ascii="Times New Roman" w:hAnsi="Times New Roman" w:cs="Times New Roman"/>
-          <w:sz w:val="24"/>
-          <w:szCs w:val="24"/>
+          <w:rFonts w:ascii="Times New Roman" w:hAnsi="Times New Roman"/>
+          <w:sz w:val="24"/>
         </w:rPr>
         <w:t xml:space="preserve"> Слава тобі, Христе Боже, надіє наша, слава тобі!</w:t>
       </w:r>
@@ -21170,7 +21184,7 @@
           <w:sz w:val="24"/>
           <w:szCs w:val="24"/>
         </w:rPr>
-        <w:t>(3 р.)</w:t>
+        <w:t>(3 р.)</w:t>
       </w:r>
       <w:r>
         <w:rPr>
@@ -21191,44 +21205,35 @@
       </w:r>
     </w:p>
     <w:p>
-      <w:pPr>
-        <w:rPr>
-          <w:rFonts w:ascii="Times New Roman" w:hAnsi="Times New Roman" w:cs="Times New Roman"/>
-        </w:rPr>
-      </w:pPr>
-      <w:r>
-        <w:rPr>
-          <w:rFonts w:ascii="Times New Roman" w:hAnsi="Times New Roman" w:cs="Times New Roman"/>
+      <w:r>
+        <w:rPr>
+          <w:rFonts w:ascii="Times New Roman" w:hAnsi="Times New Roman"/>
           <w:i/>
           <w:color w:val="FF4400"/>
           <w:sz w:val="24"/>
-          <w:szCs w:val="24"/>
         </w:rPr>
         <w:t>Священик:</w:t>
       </w:r>
       <w:r>
         <w:rPr>
-          <w:rFonts w:ascii="Times New Roman" w:hAnsi="Times New Roman" w:cs="Times New Roman"/>
-          <w:sz w:val="24"/>
-          <w:szCs w:val="24"/>
+          <w:rFonts w:ascii="Times New Roman" w:hAnsi="Times New Roman"/>
+          <w:sz w:val="24"/>
         </w:rPr>
         <w:t xml:space="preserve"> Христос, що воскрес із мертвих, істинний Бог наш - молитвами пречистої Своєї Матері, святих славних і всехвальних апостолів, святого, </w:t>
       </w:r>
       <w:r>
         <w:rPr>
-          <w:rFonts w:ascii="Times New Roman" w:hAnsi="Times New Roman" w:cs="Times New Roman"/>
+          <w:rFonts w:ascii="Times New Roman" w:hAnsi="Times New Roman"/>
           <w:i/>
           <w:color w:val="FF4400"/>
           <w:sz w:val="24"/>
-          <w:szCs w:val="24"/>
         </w:rPr>
         <w:t>якого є храм</w:t>
       </w:r>
       <w:r>
         <w:rPr>
-          <w:rFonts w:ascii="Times New Roman" w:hAnsi="Times New Roman" w:cs="Times New Roman"/>
-          <w:sz w:val="24"/>
-          <w:szCs w:val="24"/>
+          <w:rFonts w:ascii="Times New Roman" w:hAnsi="Times New Roman"/>
+          <w:sz w:val="24"/>
         </w:rPr>
         <w:t>, святого мученика й архидиякона Євпла і всіх святих - помилує і спасе нас як благий і людинолюбний.</w:t>
       </w:r>
